--- a/public/RESUME (10).docx
+++ b/public/RESUME (10).docx
@@ -222,132 +222,117 @@
     </w:p>
     <w:p>
       <w:pPr>
-        <w:pStyle w:val="ListParagraph"/>
         <w:numPr>
           <w:ilvl w:val="0"/>
-          <w:numId w:val="13"/>
+          <w:numId w:val="1"/>
         </w:numPr>
         <w:rPr>
           <w:rFonts w:ascii="Aptos" w:hAnsi="Aptos" w:cs="Times New Roman"/>
           <w:noProof/>
           <w:sz w:val="24"/>
           <w:szCs w:val="24"/>
-          <w:lang w:val="en-KE"/>
-        </w:rPr>
-      </w:pPr>
-      <w:r>
-        <w:rPr>
-          <w:rFonts w:ascii="Aptos" w:hAnsi="Aptos" w:cs="Times New Roman"/>
-          <w:noProof/>
-          <w:sz w:val="24"/>
-          <w:szCs w:val="24"/>
-          <w:lang w:val="en-KE"/>
-        </w:rPr>
-        <w:t>React</w:t>
-      </w:r>
-    </w:p>
-    <w:p>
-      <w:pPr>
-        <w:pStyle w:val="ListParagraph"/>
+        </w:rPr>
+      </w:pPr>
+      <w:r>
+        <w:rPr>
+          <w:rFonts w:ascii="Aptos" w:hAnsi="Aptos" w:cs="Times New Roman"/>
+          <w:noProof/>
+          <w:sz w:val="24"/>
+          <w:szCs w:val="24"/>
+        </w:rPr>
+        <w:t>React.js</w:t>
+      </w:r>
+    </w:p>
+    <w:p>
+      <w:pPr>
         <w:numPr>
           <w:ilvl w:val="0"/>
-          <w:numId w:val="13"/>
+          <w:numId w:val="1"/>
         </w:numPr>
         <w:rPr>
           <w:rFonts w:ascii="Aptos" w:hAnsi="Aptos" w:cs="Times New Roman"/>
           <w:noProof/>
           <w:sz w:val="24"/>
           <w:szCs w:val="24"/>
-          <w:lang w:val="en-KE"/>
-        </w:rPr>
-      </w:pPr>
-      <w:r>
-        <w:rPr>
-          <w:rFonts w:ascii="Aptos" w:hAnsi="Aptos" w:cs="Times New Roman"/>
-          <w:noProof/>
-          <w:sz w:val="24"/>
-          <w:szCs w:val="24"/>
-          <w:lang w:val="en-KE"/>
+        </w:rPr>
+      </w:pPr>
+      <w:r>
+        <w:rPr>
+          <w:rFonts w:ascii="Aptos" w:hAnsi="Aptos" w:cs="Times New Roman"/>
+          <w:noProof/>
+          <w:sz w:val="24"/>
+          <w:szCs w:val="24"/>
         </w:rPr>
         <w:t>Next.js</w:t>
       </w:r>
     </w:p>
     <w:p>
       <w:pPr>
-        <w:pStyle w:val="ListParagraph"/>
         <w:numPr>
           <w:ilvl w:val="0"/>
-          <w:numId w:val="13"/>
+          <w:numId w:val="1"/>
         </w:numPr>
         <w:rPr>
           <w:rFonts w:ascii="Aptos" w:hAnsi="Aptos" w:cs="Times New Roman"/>
           <w:noProof/>
           <w:sz w:val="24"/>
           <w:szCs w:val="24"/>
-          <w:lang w:val="en-KE"/>
-        </w:rPr>
-      </w:pPr>
-      <w:r>
-        <w:rPr>
-          <w:rFonts w:ascii="Aptos" w:hAnsi="Aptos" w:cs="Times New Roman"/>
-          <w:noProof/>
-          <w:sz w:val="24"/>
-          <w:szCs w:val="24"/>
-          <w:lang w:val="en-KE"/>
-        </w:rPr>
-        <w:t>JavaScript</w:t>
-      </w:r>
-    </w:p>
-    <w:p>
-      <w:pPr>
-        <w:pStyle w:val="ListParagraph"/>
+        </w:rPr>
+      </w:pPr>
+      <w:r>
+        <w:rPr>
+          <w:rFonts w:ascii="Aptos" w:hAnsi="Aptos" w:cs="Times New Roman"/>
+          <w:noProof/>
+          <w:sz w:val="24"/>
+          <w:szCs w:val="24"/>
+        </w:rPr>
+        <w:t>JavaScript (ES6+)</w:t>
+      </w:r>
+    </w:p>
+    <w:p>
+      <w:pPr>
         <w:numPr>
           <w:ilvl w:val="0"/>
-          <w:numId w:val="13"/>
+          <w:numId w:val="1"/>
         </w:numPr>
         <w:rPr>
           <w:rFonts w:ascii="Aptos" w:hAnsi="Aptos" w:cs="Times New Roman"/>
           <w:noProof/>
           <w:sz w:val="24"/>
           <w:szCs w:val="24"/>
-          <w:lang w:val="en-KE"/>
-        </w:rPr>
-      </w:pPr>
-      <w:r>
-        <w:rPr>
-          <w:rFonts w:ascii="Aptos" w:hAnsi="Aptos" w:cs="Times New Roman"/>
-          <w:noProof/>
-          <w:sz w:val="24"/>
-          <w:szCs w:val="24"/>
-          <w:lang w:val="en-KE"/>
-        </w:rPr>
-        <w:t>HTML</w:t>
-      </w:r>
-    </w:p>
-    <w:p>
-      <w:pPr>
-        <w:pStyle w:val="ListParagraph"/>
+        </w:rPr>
+      </w:pPr>
+      <w:r>
+        <w:rPr>
+          <w:rFonts w:ascii="Aptos" w:hAnsi="Aptos" w:cs="Times New Roman"/>
+          <w:noProof/>
+          <w:sz w:val="24"/>
+          <w:szCs w:val="24"/>
+        </w:rPr>
+        <w:t>HTML5 &amp; CSS3</w:t>
+      </w:r>
+    </w:p>
+    <w:p>
+      <w:pPr>
         <w:numPr>
           <w:ilvl w:val="0"/>
-          <w:numId w:val="13"/>
+          <w:numId w:val="1"/>
         </w:numPr>
         <w:rPr>
           <w:rFonts w:ascii="Aptos" w:hAnsi="Aptos" w:cs="Times New Roman"/>
           <w:noProof/>
           <w:sz w:val="24"/>
           <w:szCs w:val="24"/>
-          <w:lang w:val="en-KE"/>
-        </w:rPr>
-      </w:pPr>
-      <w:r>
-        <w:rPr>
-          <w:rFonts w:ascii="Aptos" w:hAnsi="Aptos" w:cs="Times New Roman"/>
-          <w:noProof/>
-          <w:sz w:val="24"/>
-          <w:szCs w:val="24"/>
-          <w:lang w:val="en-KE"/>
-        </w:rPr>
-        <w:t>CSS</w:t>
+        </w:rPr>
+      </w:pPr>
+      <w:r>
+        <w:rPr>
+          <w:rFonts w:ascii="Aptos" w:hAnsi="Aptos" w:cs="Times New Roman"/>
+          <w:noProof/>
+          <w:sz w:val="24"/>
+          <w:szCs w:val="24"/>
+        </w:rPr>
+        <w:t>Responsive UI Design</w:t>
       </w:r>
     </w:p>
     <w:p>
@@ -373,10 +358,9 @@
     </w:p>
     <w:p>
       <w:pPr>
-        <w:pStyle w:val="ListParagraph"/>
         <w:numPr>
           <w:ilvl w:val="0"/>
-          <w:numId w:val="14"/>
+          <w:numId w:val="2"/>
         </w:numPr>
         <w:rPr>
           <w:rFonts w:ascii="Aptos" w:hAnsi="Aptos" w:cs="Times New Roman"/>
@@ -392,15 +376,14 @@
           <w:sz w:val="24"/>
           <w:szCs w:val="24"/>
         </w:rPr>
-        <w:t>Django</w:t>
-      </w:r>
-    </w:p>
-    <w:p>
-      <w:pPr>
-        <w:pStyle w:val="ListParagraph"/>
+        <w:t>Node.js (Next.js backend)</w:t>
+      </w:r>
+    </w:p>
+    <w:p>
+      <w:pPr>
         <w:numPr>
           <w:ilvl w:val="0"/>
-          <w:numId w:val="14"/>
+          <w:numId w:val="2"/>
         </w:numPr>
         <w:rPr>
           <w:rFonts w:ascii="Aptos" w:hAnsi="Aptos" w:cs="Times New Roman"/>
@@ -416,15 +399,14 @@
           <w:sz w:val="24"/>
           <w:szCs w:val="24"/>
         </w:rPr>
-        <w:t>Django REST Framework</w:t>
-      </w:r>
-    </w:p>
-    <w:p>
-      <w:pPr>
-        <w:pStyle w:val="ListParagraph"/>
+        <w:t>Django &amp; Django REST Framework</w:t>
+      </w:r>
+    </w:p>
+    <w:p>
+      <w:pPr>
         <w:numPr>
           <w:ilvl w:val="0"/>
-          <w:numId w:val="14"/>
+          <w:numId w:val="2"/>
         </w:numPr>
         <w:rPr>
           <w:rFonts w:ascii="Aptos" w:hAnsi="Aptos" w:cs="Times New Roman"/>
@@ -440,15 +422,35 @@
           <w:sz w:val="24"/>
           <w:szCs w:val="24"/>
         </w:rPr>
-        <w:t>Next.js API Routes</w:t>
-      </w:r>
-    </w:p>
-    <w:p>
-      <w:pPr>
-        <w:pStyle w:val="ListParagraph"/>
+        <w:t>Authentication (JWT, NextAuth)</w:t>
+      </w:r>
+    </w:p>
+    <w:p>
+      <w:pPr>
+        <w:rPr>
+          <w:rFonts w:ascii="Aptos" w:hAnsi="Aptos" w:cs="Times New Roman"/>
+          <w:noProof/>
+          <w:sz w:val="24"/>
+          <w:szCs w:val="24"/>
+          <w:u w:val="single"/>
+        </w:rPr>
+      </w:pPr>
+      <w:r>
+        <w:rPr>
+          <w:rFonts w:ascii="Aptos" w:hAnsi="Aptos" w:cs="Times New Roman"/>
+          <w:noProof/>
+          <w:sz w:val="24"/>
+          <w:szCs w:val="24"/>
+          <w:u w:val="single"/>
+        </w:rPr>
+        <w:t>Databases</w:t>
+      </w:r>
+    </w:p>
+    <w:p>
+      <w:pPr>
         <w:numPr>
           <w:ilvl w:val="0"/>
-          <w:numId w:val="14"/>
+          <w:numId w:val="3"/>
         </w:numPr>
         <w:rPr>
           <w:rFonts w:ascii="Aptos" w:hAnsi="Aptos" w:cs="Times New Roman"/>
@@ -469,139 +471,1837 @@
     </w:p>
     <w:p>
       <w:pPr>
-        <w:rPr>
-          <w:rFonts w:ascii="Aptos" w:hAnsi="Aptos" w:cs="Times New Roman"/>
-          <w:noProof/>
-          <w:sz w:val="24"/>
-          <w:szCs w:val="24"/>
-          <w:u w:val="single"/>
-          <w:lang w:val="en-KE"/>
-        </w:rPr>
-      </w:pPr>
-      <w:r>
-        <w:rPr>
-          <w:rFonts w:ascii="Aptos" w:hAnsi="Aptos" w:cs="Times New Roman"/>
-          <w:noProof/>
-          <w:sz w:val="24"/>
-          <w:szCs w:val="24"/>
-          <w:u w:val="single"/>
-          <w:lang w:val="en-KE"/>
-        </w:rPr>
-        <w:t>DevOps &amp; Automation</w:t>
-      </w:r>
-    </w:p>
-    <w:p>
-      <w:pPr>
-        <w:pStyle w:val="ListParagraph"/>
         <w:numPr>
           <w:ilvl w:val="0"/>
-          <w:numId w:val="15"/>
+          <w:numId w:val="3"/>
         </w:numPr>
         <w:rPr>
           <w:rFonts w:ascii="Aptos" w:hAnsi="Aptos" w:cs="Times New Roman"/>
           <w:noProof/>
           <w:sz w:val="24"/>
           <w:szCs w:val="24"/>
-          <w:lang w:val="en-KE"/>
-        </w:rPr>
-      </w:pPr>
-      <w:r>
-        <w:rPr>
-          <w:rFonts w:ascii="Aptos" w:hAnsi="Aptos" w:cs="Times New Roman"/>
-          <w:noProof/>
-          <w:sz w:val="24"/>
-          <w:szCs w:val="24"/>
-          <w:lang w:val="en-KE"/>
-        </w:rPr>
-        <w:t>Git</w:t>
-      </w:r>
-    </w:p>
-    <w:p>
-      <w:pPr>
-        <w:pStyle w:val="ListParagraph"/>
+        </w:rPr>
+      </w:pPr>
+      <w:r>
+        <w:rPr>
+          <w:rFonts w:ascii="Aptos" w:hAnsi="Aptos" w:cs="Times New Roman"/>
+          <w:noProof/>
+          <w:sz w:val="24"/>
+          <w:szCs w:val="24"/>
+        </w:rPr>
+        <w:t>SQLit</w:t>
+      </w:r>
+      <w:r>
+        <w:rPr>
+          <w:rFonts w:ascii="Aptos" w:hAnsi="Aptos" w:cs="Times New Roman"/>
+          <w:noProof/>
+          <w:sz w:val="24"/>
+          <w:szCs w:val="24"/>
+        </w:rPr>
+        <w:t>e</w:t>
+      </w:r>
+    </w:p>
+    <w:p>
+      <w:pPr>
         <w:numPr>
           <w:ilvl w:val="0"/>
-          <w:numId w:val="15"/>
+          <w:numId w:val="3"/>
         </w:numPr>
         <w:rPr>
           <w:rFonts w:ascii="Aptos" w:hAnsi="Aptos" w:cs="Times New Roman"/>
           <w:noProof/>
           <w:sz w:val="24"/>
           <w:szCs w:val="24"/>
-          <w:lang w:val="en-KE"/>
-        </w:rPr>
-      </w:pPr>
-      <w:r>
-        <w:rPr>
-          <w:rFonts w:ascii="Aptos" w:hAnsi="Aptos" w:cs="Times New Roman"/>
-          <w:noProof/>
-          <w:sz w:val="24"/>
-          <w:szCs w:val="24"/>
-          <w:lang w:val="en-KE"/>
-        </w:rPr>
-        <w:t>GitHub</w:t>
-      </w:r>
-    </w:p>
-    <w:p>
-      <w:pPr>
-        <w:pStyle w:val="ListParagraph"/>
+        </w:rPr>
+      </w:pPr>
+      <w:r>
+        <w:rPr>
+          <w:rFonts w:ascii="Aptos" w:hAnsi="Aptos" w:cs="Times New Roman"/>
+          <w:noProof/>
+          <w:sz w:val="24"/>
+          <w:szCs w:val="24"/>
+        </w:rPr>
+        <w:t>SQL</w:t>
+      </w:r>
+    </w:p>
+    <w:p>
+      <w:pPr>
+        <w:rPr>
+          <w:rFonts w:ascii="Aptos" w:hAnsi="Aptos" w:cs="Times New Roman"/>
+          <w:noProof/>
+          <w:sz w:val="24"/>
+          <w:szCs w:val="24"/>
+        </w:rPr>
+      </w:pPr>
+    </w:p>
+    <w:p>
+      <w:pPr>
+        <w:rPr>
+          <w:rFonts w:ascii="Aptos" w:hAnsi="Aptos" w:cs="Times New Roman"/>
+          <w:noProof/>
+          <w:sz w:val="24"/>
+          <w:szCs w:val="24"/>
+          <w:u w:val="single"/>
+        </w:rPr>
+      </w:pPr>
+      <w:r>
+        <w:rPr>
+          <w:rFonts w:ascii="Aptos" w:hAnsi="Aptos" w:cs="Times New Roman"/>
+          <w:noProof/>
+          <w:sz w:val="24"/>
+          <w:szCs w:val="24"/>
+          <w:u w:val="single"/>
+        </w:rPr>
+        <w:t>Tools &amp; Technologies</w:t>
+      </w:r>
+    </w:p>
+    <w:p>
+      <w:pPr>
         <w:numPr>
           <w:ilvl w:val="0"/>
-          <w:numId w:val="15"/>
+          <w:numId w:val="4"/>
         </w:numPr>
         <w:rPr>
           <w:rFonts w:ascii="Aptos" w:hAnsi="Aptos" w:cs="Times New Roman"/>
           <w:noProof/>
           <w:sz w:val="24"/>
           <w:szCs w:val="24"/>
-          <w:lang w:val="en-KE"/>
-        </w:rPr>
-      </w:pPr>
-      <w:r>
-        <w:rPr>
-          <w:rFonts w:ascii="Aptos" w:hAnsi="Aptos" w:cs="Times New Roman"/>
-          <w:noProof/>
-          <w:sz w:val="24"/>
-          <w:szCs w:val="24"/>
-          <w:lang w:val="en-KE"/>
-        </w:rPr>
-        <w:t>Docker</w:t>
-      </w:r>
-    </w:p>
-    <w:p>
-      <w:pPr>
-        <w:pStyle w:val="ListParagraph"/>
+        </w:rPr>
+      </w:pPr>
+      <w:r>
+        <w:rPr>
+          <w:rFonts w:ascii="Aptos" w:hAnsi="Aptos" w:cs="Times New Roman"/>
+          <w:noProof/>
+          <w:sz w:val="24"/>
+          <w:szCs w:val="24"/>
+        </w:rPr>
+        <w:t>Git &amp; GitHub</w:t>
+      </w:r>
+    </w:p>
+    <w:p>
+      <w:pPr>
         <w:numPr>
           <w:ilvl w:val="0"/>
-          <w:numId w:val="15"/>
+          <w:numId w:val="4"/>
         </w:numPr>
         <w:rPr>
           <w:rFonts w:ascii="Aptos" w:hAnsi="Aptos" w:cs="Times New Roman"/>
           <w:noProof/>
           <w:sz w:val="24"/>
           <w:szCs w:val="24"/>
-          <w:lang w:val="en-KE"/>
-        </w:rPr>
-      </w:pPr>
-      <w:r>
-        <w:rPr>
-          <w:rFonts w:ascii="Aptos" w:hAnsi="Aptos" w:cs="Times New Roman"/>
-          <w:noProof/>
-          <w:sz w:val="24"/>
-          <w:szCs w:val="24"/>
-          <w:lang w:val="en-KE"/>
-        </w:rPr>
-        <w:t>CI/CD [Jenkins]</w:t>
-      </w:r>
-    </w:p>
-    <w:p>
-      <w:pPr>
-        <w:rPr>
-          <w:rFonts w:ascii="Aptos" w:hAnsi="Aptos" w:cs="Times New Roman"/>
-          <w:noProof/>
-          <w:sz w:val="24"/>
-          <w:szCs w:val="24"/>
-          <w:lang w:val="en-KE"/>
+        </w:rPr>
+      </w:pPr>
+      <w:r>
+        <w:rPr>
+          <w:rFonts w:ascii="Aptos" w:hAnsi="Aptos" w:cs="Times New Roman"/>
+          <w:noProof/>
+          <w:sz w:val="24"/>
+          <w:szCs w:val="24"/>
+        </w:rPr>
+        <w:t>RESTful APIs</w:t>
+      </w:r>
+    </w:p>
+    <w:p>
+      <w:pPr>
+        <w:numPr>
+          <w:ilvl w:val="0"/>
+          <w:numId w:val="4"/>
+        </w:numPr>
+        <w:rPr>
+          <w:rFonts w:ascii="Aptos" w:hAnsi="Aptos" w:cs="Times New Roman"/>
+          <w:noProof/>
+          <w:sz w:val="24"/>
+          <w:szCs w:val="24"/>
+        </w:rPr>
+      </w:pPr>
+      <w:r>
+        <w:rPr>
+          <w:rFonts w:ascii="Aptos" w:hAnsi="Aptos" w:cs="Times New Roman"/>
+          <w:noProof/>
+          <w:sz w:val="24"/>
+          <w:szCs w:val="24"/>
+        </w:rPr>
+        <w:t>Axios</w:t>
+      </w:r>
+    </w:p>
+    <w:p>
+      <w:pPr>
+        <w:numPr>
+          <w:ilvl w:val="0"/>
+          <w:numId w:val="4"/>
+        </w:numPr>
+        <w:rPr>
+          <w:rFonts w:ascii="Aptos" w:hAnsi="Aptos" w:cs="Times New Roman"/>
+          <w:noProof/>
+          <w:sz w:val="24"/>
+          <w:szCs w:val="24"/>
+        </w:rPr>
+      </w:pPr>
+      <w:r>
+        <w:rPr>
+          <w:rFonts w:ascii="Aptos" w:hAnsi="Aptos" w:cs="Times New Roman"/>
+          <w:noProof/>
+          <w:sz w:val="24"/>
+          <w:szCs w:val="24"/>
+        </w:rPr>
+        <w:lastRenderedPageBreak/>
+        <w:t xml:space="preserve">Deployment </w:t>
+      </w:r>
+    </w:p>
+    <w:p>
+      <w:pPr>
+        <w:rPr>
+          <w:rFonts w:ascii="Aptos" w:hAnsi="Aptos" w:cs="Times New Roman"/>
+          <w:noProof/>
+          <w:sz w:val="24"/>
+          <w:szCs w:val="24"/>
+          <w:u w:val="single"/>
+        </w:rPr>
+      </w:pPr>
+      <w:r>
+        <w:rPr>
+          <w:rFonts w:ascii="Aptos" w:hAnsi="Aptos" w:cs="Times New Roman"/>
+          <w:noProof/>
+          <w:sz w:val="24"/>
+          <w:szCs w:val="24"/>
+          <w:u w:val="single"/>
+        </w:rPr>
+        <w:t>DevOps and Automation</w:t>
+      </w:r>
+    </w:p>
+    <w:p>
+      <w:pPr>
+        <w:rPr>
+          <w:rFonts w:ascii="Aptos" w:hAnsi="Aptos" w:cs="Times New Roman"/>
+          <w:noProof/>
+          <w:sz w:val="24"/>
+          <w:szCs w:val="24"/>
+        </w:rPr>
+      </w:pPr>
+      <w:r>
+        <w:rPr>
+          <w:rFonts w:ascii="Aptos" w:hAnsi="Aptos" w:cs="Times New Roman"/>
+          <w:noProof/>
+          <w:sz w:val="24"/>
+          <w:szCs w:val="24"/>
+        </w:rPr>
+        <w:t>Git</w:t>
+      </w:r>
+    </w:p>
+    <w:p>
+      <w:pPr>
+        <w:rPr>
+          <w:rFonts w:ascii="Aptos" w:hAnsi="Aptos" w:cs="Times New Roman"/>
+          <w:noProof/>
+          <w:sz w:val="24"/>
+          <w:szCs w:val="24"/>
+        </w:rPr>
+      </w:pPr>
+      <w:r>
+        <w:rPr>
+          <w:rFonts w:ascii="Aptos" w:hAnsi="Aptos" w:cs="Times New Roman"/>
+          <w:noProof/>
+          <w:sz w:val="24"/>
+          <w:szCs w:val="24"/>
+        </w:rPr>
+        <w:t>Github</w:t>
+      </w:r>
+    </w:p>
+    <w:p>
+      <w:pPr>
+        <w:rPr>
+          <w:rFonts w:ascii="Aptos" w:hAnsi="Aptos" w:cs="Times New Roman"/>
+          <w:noProof/>
+          <w:sz w:val="24"/>
+          <w:szCs w:val="24"/>
+        </w:rPr>
+      </w:pPr>
+      <w:r>
+        <w:rPr>
+          <w:rFonts w:ascii="Aptos" w:hAnsi="Aptos" w:cs="Times New Roman"/>
+          <w:noProof/>
+          <w:sz w:val="24"/>
+          <w:szCs w:val="24"/>
+        </w:rPr>
+        <w:t>Docker</w:t>
+      </w:r>
+    </w:p>
+    <w:p>
+      <w:pPr>
+        <w:rPr>
+          <w:rFonts w:ascii="Aptos" w:hAnsi="Aptos" w:cs="Times New Roman"/>
+          <w:noProof/>
+          <w:sz w:val="24"/>
+          <w:szCs w:val="24"/>
+        </w:rPr>
+      </w:pPr>
+      <w:r>
+        <w:rPr>
+          <w:rFonts w:ascii="Aptos" w:hAnsi="Aptos" w:cs="Times New Roman"/>
+          <w:noProof/>
+          <w:sz w:val="24"/>
+          <w:szCs w:val="24"/>
+        </w:rPr>
+        <w:t>CI/CD[Jenkins]</w:t>
+      </w:r>
+    </w:p>
+    <w:p>
+      <w:pPr>
+        <w:rPr>
+          <w:rFonts w:ascii="Aptos" w:hAnsi="Aptos" w:cs="Times New Roman"/>
+          <w:noProof/>
+          <w:sz w:val="24"/>
+          <w:szCs w:val="24"/>
+        </w:rPr>
+      </w:pPr>
+    </w:p>
+    <w:p>
+      <w:pPr>
+        <w:rPr>
+          <w:rFonts w:ascii="Aptos" w:hAnsi="Aptos" w:cs="Times New Roman"/>
+          <w:noProof/>
+          <w:sz w:val="24"/>
+          <w:szCs w:val="24"/>
+          <w:u w:val="single"/>
+        </w:rPr>
+      </w:pPr>
+      <w:r>
+        <w:rPr>
+          <w:rFonts w:ascii="Aptos" w:hAnsi="Aptos" w:cs="Times New Roman"/>
+          <w:noProof/>
+          <w:sz w:val="24"/>
+          <w:szCs w:val="24"/>
+          <w:u w:val="single"/>
+        </w:rPr>
+        <w:t>PROJECTS</w:t>
+      </w:r>
+    </w:p>
+    <w:p>
+      <w:pPr>
+        <w:rPr>
+          <w:rFonts w:ascii="Aptos" w:hAnsi="Aptos" w:cs="Times New Roman"/>
+          <w:b/>
+          <w:bCs/>
+          <w:noProof/>
+          <w:sz w:val="24"/>
+          <w:szCs w:val="24"/>
+        </w:rPr>
+      </w:pPr>
+      <w:r>
+        <w:rPr>
+          <w:rFonts w:ascii="Aptos" w:hAnsi="Aptos" w:cs="Times New Roman"/>
+          <w:b/>
+          <w:bCs/>
+          <w:noProof/>
+          <w:sz w:val="24"/>
+          <w:szCs w:val="24"/>
+        </w:rPr>
+        <w:t>1. AI-Based Maize Yield Prediction System</w:t>
+      </w:r>
+    </w:p>
+    <w:p>
+      <w:pPr>
+        <w:rPr>
+          <w:rFonts w:ascii="Aptos" w:hAnsi="Aptos" w:cs="Times New Roman"/>
+          <w:noProof/>
+          <w:sz w:val="24"/>
+          <w:szCs w:val="24"/>
+        </w:rPr>
+      </w:pPr>
+      <w:r>
+        <w:rPr>
+          <w:rFonts w:ascii="Aptos" w:hAnsi="Aptos" w:cs="Times New Roman"/>
+          <w:b/>
+          <w:bCs/>
+          <w:noProof/>
+          <w:sz w:val="24"/>
+          <w:szCs w:val="24"/>
+        </w:rPr>
+        <w:t>Description:</w:t>
+      </w:r>
+      <w:r>
+        <w:rPr>
+          <w:rFonts w:ascii="Aptos" w:hAnsi="Aptos" w:cs="Times New Roman"/>
+          <w:noProof/>
+          <w:sz w:val="24"/>
+          <w:szCs w:val="24"/>
+        </w:rPr>
+        <w:br/>
+        <w:t>Developed an AI-powered system that predicts maize crop yield based on agricultural and environmental data. The system analyzes factors such as soil conditions, rainfall patterns, and farming practices to provide farmers with yield estimates. It helps farmers make better planting and resource allocation decisions to improve productivity.</w:t>
+      </w:r>
+    </w:p>
+    <w:p>
+      <w:pPr>
+        <w:rPr>
+          <w:rFonts w:ascii="Aptos" w:hAnsi="Aptos" w:cs="Times New Roman"/>
+          <w:noProof/>
+          <w:sz w:val="24"/>
+          <w:szCs w:val="24"/>
+        </w:rPr>
+      </w:pPr>
+      <w:r>
+        <w:rPr>
+          <w:rFonts w:ascii="Aptos" w:hAnsi="Aptos" w:cs="Times New Roman"/>
+          <w:b/>
+          <w:bCs/>
+          <w:noProof/>
+          <w:sz w:val="24"/>
+          <w:szCs w:val="24"/>
+        </w:rPr>
+        <w:t>Technologies Used:</w:t>
+      </w:r>
+    </w:p>
+    <w:p>
+      <w:pPr>
+        <w:numPr>
+          <w:ilvl w:val="0"/>
+          <w:numId w:val="16"/>
+        </w:numPr>
+        <w:rPr>
+          <w:rFonts w:ascii="Aptos" w:hAnsi="Aptos" w:cs="Times New Roman"/>
+          <w:noProof/>
+          <w:sz w:val="24"/>
+          <w:szCs w:val="24"/>
+        </w:rPr>
+      </w:pPr>
+      <w:r>
+        <w:rPr>
+          <w:rFonts w:ascii="Aptos" w:hAnsi="Aptos" w:cs="Times New Roman"/>
+          <w:noProof/>
+          <w:sz w:val="24"/>
+          <w:szCs w:val="24"/>
+        </w:rPr>
+        <w:t xml:space="preserve">Machine Learning </w:t>
+      </w:r>
+    </w:p>
+    <w:p>
+      <w:pPr>
+        <w:numPr>
+          <w:ilvl w:val="0"/>
+          <w:numId w:val="16"/>
+        </w:numPr>
+        <w:rPr>
+          <w:rFonts w:ascii="Aptos" w:hAnsi="Aptos" w:cs="Times New Roman"/>
+          <w:noProof/>
+          <w:sz w:val="24"/>
+          <w:szCs w:val="24"/>
+        </w:rPr>
+      </w:pPr>
+      <w:r>
+        <w:rPr>
+          <w:rFonts w:ascii="Aptos" w:hAnsi="Aptos" w:cs="Times New Roman"/>
+          <w:noProof/>
+          <w:sz w:val="24"/>
+          <w:szCs w:val="24"/>
+        </w:rPr>
+        <w:t xml:space="preserve">Python </w:t>
+      </w:r>
+    </w:p>
+    <w:p>
+      <w:pPr>
+        <w:numPr>
+          <w:ilvl w:val="0"/>
+          <w:numId w:val="16"/>
+        </w:numPr>
+        <w:rPr>
+          <w:rFonts w:ascii="Aptos" w:hAnsi="Aptos" w:cs="Times New Roman"/>
+          <w:noProof/>
+          <w:sz w:val="24"/>
+          <w:szCs w:val="24"/>
+        </w:rPr>
+      </w:pPr>
+      <w:r>
+        <w:rPr>
+          <w:rFonts w:ascii="Aptos" w:hAnsi="Aptos" w:cs="Times New Roman"/>
+          <w:noProof/>
+          <w:sz w:val="24"/>
+          <w:szCs w:val="24"/>
+        </w:rPr>
+        <w:t xml:space="preserve">Data Analysis </w:t>
+      </w:r>
+    </w:p>
+    <w:p>
+      <w:pPr>
+        <w:numPr>
+          <w:ilvl w:val="0"/>
+          <w:numId w:val="16"/>
+        </w:numPr>
+        <w:rPr>
+          <w:rFonts w:ascii="Aptos" w:hAnsi="Aptos" w:cs="Times New Roman"/>
+          <w:noProof/>
+          <w:sz w:val="24"/>
+          <w:szCs w:val="24"/>
+        </w:rPr>
+      </w:pPr>
+      <w:r>
+        <w:rPr>
+          <w:rFonts w:ascii="Aptos" w:hAnsi="Aptos" w:cs="Times New Roman"/>
+          <w:noProof/>
+          <w:sz w:val="24"/>
+          <w:szCs w:val="24"/>
+        </w:rPr>
+        <w:t xml:space="preserve">Agricultural Dataset Processing </w:t>
+      </w:r>
+    </w:p>
+    <w:p>
+      <w:pPr>
+        <w:rPr>
+          <w:rFonts w:ascii="Aptos" w:hAnsi="Aptos" w:cs="Times New Roman"/>
+          <w:noProof/>
+          <w:sz w:val="24"/>
+          <w:szCs w:val="24"/>
+        </w:rPr>
+      </w:pPr>
+      <w:r>
+        <w:rPr>
+          <w:rFonts w:ascii="Aptos" w:hAnsi="Aptos" w:cs="Times New Roman"/>
+          <w:b/>
+          <w:bCs/>
+          <w:noProof/>
+          <w:sz w:val="24"/>
+          <w:szCs w:val="24"/>
+        </w:rPr>
+        <w:t>Key Features:</w:t>
+      </w:r>
+    </w:p>
+    <w:p>
+      <w:pPr>
+        <w:numPr>
+          <w:ilvl w:val="0"/>
+          <w:numId w:val="17"/>
+        </w:numPr>
+        <w:rPr>
+          <w:rFonts w:ascii="Aptos" w:hAnsi="Aptos" w:cs="Times New Roman"/>
+          <w:noProof/>
+          <w:sz w:val="24"/>
+          <w:szCs w:val="24"/>
+        </w:rPr>
+      </w:pPr>
+      <w:r>
+        <w:rPr>
+          <w:rFonts w:ascii="Aptos" w:hAnsi="Aptos" w:cs="Times New Roman"/>
+          <w:noProof/>
+          <w:sz w:val="24"/>
+          <w:szCs w:val="24"/>
+        </w:rPr>
+        <w:t xml:space="preserve">Predicts maize yield using historical and environmental data </w:t>
+      </w:r>
+    </w:p>
+    <w:p>
+      <w:pPr>
+        <w:numPr>
+          <w:ilvl w:val="0"/>
+          <w:numId w:val="17"/>
+        </w:numPr>
+        <w:rPr>
+          <w:rFonts w:ascii="Aptos" w:hAnsi="Aptos" w:cs="Times New Roman"/>
+          <w:noProof/>
+          <w:sz w:val="24"/>
+          <w:szCs w:val="24"/>
+        </w:rPr>
+      </w:pPr>
+      <w:r>
+        <w:rPr>
+          <w:rFonts w:ascii="Aptos" w:hAnsi="Aptos" w:cs="Times New Roman"/>
+          <w:noProof/>
+          <w:sz w:val="24"/>
+          <w:szCs w:val="24"/>
+        </w:rPr>
+        <w:t xml:space="preserve">Supports decision-making for farmers </w:t>
+      </w:r>
+    </w:p>
+    <w:p>
+      <w:pPr>
+        <w:numPr>
+          <w:ilvl w:val="0"/>
+          <w:numId w:val="17"/>
+        </w:numPr>
+        <w:rPr>
+          <w:rFonts w:ascii="Aptos" w:hAnsi="Aptos" w:cs="Times New Roman"/>
+          <w:noProof/>
+          <w:sz w:val="24"/>
+          <w:szCs w:val="24"/>
+        </w:rPr>
+      </w:pPr>
+      <w:r>
+        <w:rPr>
+          <w:rFonts w:ascii="Aptos" w:hAnsi="Aptos" w:cs="Times New Roman"/>
+          <w:noProof/>
+          <w:sz w:val="24"/>
+          <w:szCs w:val="24"/>
+        </w:rPr>
+        <w:t>Data-driven agricultural insights</w:t>
+      </w:r>
+    </w:p>
+    <w:p>
+      <w:pPr>
+        <w:rPr>
+          <w:rFonts w:ascii="Aptos" w:hAnsi="Aptos" w:cs="Times New Roman"/>
+          <w:noProof/>
+          <w:sz w:val="24"/>
+          <w:szCs w:val="24"/>
+        </w:rPr>
+      </w:pPr>
+    </w:p>
+    <w:p>
+      <w:pPr>
+        <w:rPr>
+          <w:rFonts w:ascii="Aptos" w:hAnsi="Aptos" w:cs="Times New Roman"/>
+          <w:b/>
+          <w:bCs/>
+          <w:noProof/>
+          <w:sz w:val="24"/>
+          <w:szCs w:val="24"/>
+        </w:rPr>
+      </w:pPr>
+      <w:r>
+        <w:rPr>
+          <w:rFonts w:ascii="Aptos" w:hAnsi="Aptos" w:cs="Times New Roman"/>
+          <w:b/>
+          <w:bCs/>
+          <w:noProof/>
+          <w:sz w:val="24"/>
+          <w:szCs w:val="24"/>
+        </w:rPr>
+        <w:t>2. Shop Management System Dashboard</w:t>
+      </w:r>
+    </w:p>
+    <w:p>
+      <w:pPr>
+        <w:rPr>
+          <w:rFonts w:ascii="Aptos" w:hAnsi="Aptos" w:cs="Times New Roman"/>
+          <w:noProof/>
+          <w:sz w:val="24"/>
+          <w:szCs w:val="24"/>
+        </w:rPr>
+      </w:pPr>
+      <w:r>
+        <w:rPr>
+          <w:rFonts w:ascii="Aptos" w:hAnsi="Aptos" w:cs="Times New Roman"/>
+          <w:b/>
+          <w:bCs/>
+          <w:noProof/>
+          <w:sz w:val="24"/>
+          <w:szCs w:val="24"/>
+        </w:rPr>
+        <w:t>Description:</w:t>
+      </w:r>
+      <w:r>
+        <w:rPr>
+          <w:rFonts w:ascii="Aptos" w:hAnsi="Aptos" w:cs="Times New Roman"/>
+          <w:noProof/>
+          <w:sz w:val="24"/>
+          <w:szCs w:val="24"/>
+        </w:rPr>
+        <w:br/>
+        <w:t xml:space="preserve">Designed and developed a web-based shop management system that allows users to manage products, track sales, and monitor business performance through a dashboard. The system records transactions and ensures that users can view </w:t>
+      </w:r>
+      <w:r>
+        <w:rPr>
+          <w:rFonts w:ascii="Aptos" w:hAnsi="Aptos" w:cs="Times New Roman"/>
+          <w:b/>
+          <w:bCs/>
+          <w:noProof/>
+          <w:sz w:val="24"/>
+          <w:szCs w:val="24"/>
+        </w:rPr>
+        <w:t>only their own sales data</w:t>
+      </w:r>
+      <w:r>
+        <w:rPr>
+          <w:rFonts w:ascii="Aptos" w:hAnsi="Aptos" w:cs="Times New Roman"/>
+          <w:noProof/>
+          <w:sz w:val="24"/>
+          <w:szCs w:val="24"/>
+        </w:rPr>
+        <w:t>, improving security and personalization.</w:t>
+      </w:r>
+    </w:p>
+    <w:p>
+      <w:pPr>
+        <w:rPr>
+          <w:rFonts w:ascii="Aptos" w:hAnsi="Aptos" w:cs="Times New Roman"/>
+          <w:noProof/>
+          <w:sz w:val="24"/>
+          <w:szCs w:val="24"/>
+        </w:rPr>
+      </w:pPr>
+      <w:r>
+        <w:rPr>
+          <w:rFonts w:ascii="Aptos" w:hAnsi="Aptos" w:cs="Times New Roman"/>
+          <w:b/>
+          <w:bCs/>
+          <w:noProof/>
+          <w:sz w:val="24"/>
+          <w:szCs w:val="24"/>
+        </w:rPr>
+        <w:t>Technologies Used:</w:t>
+      </w:r>
+    </w:p>
+    <w:p>
+      <w:pPr>
+        <w:numPr>
+          <w:ilvl w:val="0"/>
+          <w:numId w:val="18"/>
+        </w:numPr>
+        <w:rPr>
+          <w:rFonts w:ascii="Aptos" w:hAnsi="Aptos" w:cs="Times New Roman"/>
+          <w:noProof/>
+          <w:sz w:val="24"/>
+          <w:szCs w:val="24"/>
+        </w:rPr>
+      </w:pPr>
+      <w:r>
+        <w:rPr>
+          <w:rFonts w:ascii="Aptos" w:hAnsi="Aptos" w:cs="Times New Roman"/>
+          <w:noProof/>
+          <w:sz w:val="24"/>
+          <w:szCs w:val="24"/>
+        </w:rPr>
+        <w:t xml:space="preserve">Next.js </w:t>
+      </w:r>
+    </w:p>
+    <w:p>
+      <w:pPr>
+        <w:numPr>
+          <w:ilvl w:val="0"/>
+          <w:numId w:val="18"/>
+        </w:numPr>
+        <w:rPr>
+          <w:rFonts w:ascii="Aptos" w:hAnsi="Aptos" w:cs="Times New Roman"/>
+          <w:noProof/>
+          <w:sz w:val="24"/>
+          <w:szCs w:val="24"/>
+        </w:rPr>
+      </w:pPr>
+      <w:r>
+        <w:rPr>
+          <w:rFonts w:ascii="Aptos" w:hAnsi="Aptos" w:cs="Times New Roman"/>
+          <w:noProof/>
+          <w:sz w:val="24"/>
+          <w:szCs w:val="24"/>
+        </w:rPr>
+        <w:lastRenderedPageBreak/>
+        <w:t xml:space="preserve">MongoDB </w:t>
+      </w:r>
+    </w:p>
+    <w:p>
+      <w:pPr>
+        <w:numPr>
+          <w:ilvl w:val="0"/>
+          <w:numId w:val="18"/>
+        </w:numPr>
+        <w:rPr>
+          <w:rFonts w:ascii="Aptos" w:hAnsi="Aptos" w:cs="Times New Roman"/>
+          <w:noProof/>
+          <w:sz w:val="24"/>
+          <w:szCs w:val="24"/>
+        </w:rPr>
+      </w:pPr>
+      <w:r>
+        <w:rPr>
+          <w:rFonts w:ascii="Aptos" w:hAnsi="Aptos" w:cs="Times New Roman"/>
+          <w:noProof/>
+          <w:sz w:val="24"/>
+          <w:szCs w:val="24"/>
+        </w:rPr>
+        <w:t xml:space="preserve">JavaScript </w:t>
+      </w:r>
+    </w:p>
+    <w:p>
+      <w:pPr>
+        <w:numPr>
+          <w:ilvl w:val="0"/>
+          <w:numId w:val="18"/>
+        </w:numPr>
+        <w:rPr>
+          <w:rFonts w:ascii="Aptos" w:hAnsi="Aptos" w:cs="Times New Roman"/>
+          <w:noProof/>
+          <w:sz w:val="24"/>
+          <w:szCs w:val="24"/>
+        </w:rPr>
+      </w:pPr>
+      <w:r>
+        <w:rPr>
+          <w:rFonts w:ascii="Aptos" w:hAnsi="Aptos" w:cs="Times New Roman"/>
+          <w:noProof/>
+          <w:sz w:val="24"/>
+          <w:szCs w:val="24"/>
+        </w:rPr>
+        <w:t xml:space="preserve">REST API </w:t>
+      </w:r>
+    </w:p>
+    <w:p>
+      <w:pPr>
+        <w:rPr>
+          <w:rFonts w:ascii="Aptos" w:hAnsi="Aptos" w:cs="Times New Roman"/>
+          <w:noProof/>
+          <w:sz w:val="24"/>
+          <w:szCs w:val="24"/>
+        </w:rPr>
+      </w:pPr>
+      <w:r>
+        <w:rPr>
+          <w:rFonts w:ascii="Aptos" w:hAnsi="Aptos" w:cs="Times New Roman"/>
+          <w:b/>
+          <w:bCs/>
+          <w:noProof/>
+          <w:sz w:val="24"/>
+          <w:szCs w:val="24"/>
+        </w:rPr>
+        <w:t>Key Features:</w:t>
+      </w:r>
+    </w:p>
+    <w:p>
+      <w:pPr>
+        <w:numPr>
+          <w:ilvl w:val="0"/>
+          <w:numId w:val="19"/>
+        </w:numPr>
+        <w:rPr>
+          <w:rFonts w:ascii="Aptos" w:hAnsi="Aptos" w:cs="Times New Roman"/>
+          <w:noProof/>
+          <w:sz w:val="24"/>
+          <w:szCs w:val="24"/>
+        </w:rPr>
+      </w:pPr>
+      <w:r>
+        <w:rPr>
+          <w:rFonts w:ascii="Aptos" w:hAnsi="Aptos" w:cs="Times New Roman"/>
+          <w:noProof/>
+          <w:sz w:val="24"/>
+          <w:szCs w:val="24"/>
+        </w:rPr>
+        <w:t xml:space="preserve">Product inventory management </w:t>
+      </w:r>
+    </w:p>
+    <w:p>
+      <w:pPr>
+        <w:numPr>
+          <w:ilvl w:val="0"/>
+          <w:numId w:val="19"/>
+        </w:numPr>
+        <w:rPr>
+          <w:rFonts w:ascii="Aptos" w:hAnsi="Aptos" w:cs="Times New Roman"/>
+          <w:noProof/>
+          <w:sz w:val="24"/>
+          <w:szCs w:val="24"/>
+        </w:rPr>
+      </w:pPr>
+      <w:r>
+        <w:rPr>
+          <w:rFonts w:ascii="Aptos" w:hAnsi="Aptos" w:cs="Times New Roman"/>
+          <w:noProof/>
+          <w:sz w:val="24"/>
+          <w:szCs w:val="24"/>
+        </w:rPr>
+        <w:t xml:space="preserve">Sales recording and tracking </w:t>
+      </w:r>
+    </w:p>
+    <w:p>
+      <w:pPr>
+        <w:numPr>
+          <w:ilvl w:val="0"/>
+          <w:numId w:val="19"/>
+        </w:numPr>
+        <w:rPr>
+          <w:rFonts w:ascii="Aptos" w:hAnsi="Aptos" w:cs="Times New Roman"/>
+          <w:noProof/>
+          <w:sz w:val="24"/>
+          <w:szCs w:val="24"/>
+        </w:rPr>
+      </w:pPr>
+      <w:r>
+        <w:rPr>
+          <w:rFonts w:ascii="Aptos" w:hAnsi="Aptos" w:cs="Times New Roman"/>
+          <w:noProof/>
+          <w:sz w:val="24"/>
+          <w:szCs w:val="24"/>
+        </w:rPr>
+        <w:t xml:space="preserve">User-specific sales dashboard </w:t>
+      </w:r>
+    </w:p>
+    <w:p>
+      <w:pPr>
+        <w:numPr>
+          <w:ilvl w:val="0"/>
+          <w:numId w:val="19"/>
+        </w:numPr>
+        <w:rPr>
+          <w:rFonts w:ascii="Aptos" w:hAnsi="Aptos" w:cs="Times New Roman"/>
+          <w:noProof/>
+          <w:sz w:val="24"/>
+          <w:szCs w:val="24"/>
+        </w:rPr>
+      </w:pPr>
+      <w:r>
+        <w:rPr>
+          <w:rFonts w:ascii="Aptos" w:hAnsi="Aptos" w:cs="Times New Roman"/>
+          <w:noProof/>
+          <w:sz w:val="24"/>
+          <w:szCs w:val="24"/>
+        </w:rPr>
+        <w:t>Backend API for sales processing</w:t>
+      </w:r>
+    </w:p>
+    <w:p>
+      <w:pPr>
+        <w:rPr>
+          <w:rFonts w:ascii="Aptos" w:hAnsi="Aptos" w:cs="Times New Roman"/>
+          <w:noProof/>
+          <w:sz w:val="24"/>
+          <w:szCs w:val="24"/>
+        </w:rPr>
+      </w:pPr>
+    </w:p>
+    <w:p>
+      <w:pPr>
+        <w:rPr>
+          <w:rFonts w:ascii="Aptos" w:hAnsi="Aptos" w:cs="Times New Roman"/>
+          <w:b/>
+          <w:bCs/>
+          <w:noProof/>
+          <w:sz w:val="24"/>
+          <w:szCs w:val="24"/>
+        </w:rPr>
+      </w:pPr>
+      <w:r>
+        <w:rPr>
+          <w:rFonts w:ascii="Aptos" w:hAnsi="Aptos" w:cs="Times New Roman"/>
+          <w:b/>
+          <w:bCs/>
+          <w:noProof/>
+          <w:sz w:val="24"/>
+          <w:szCs w:val="24"/>
+        </w:rPr>
+        <w:t>Pips Hunter – Trading Journal &amp; Forex Education Platform</w:t>
+      </w:r>
+    </w:p>
+    <w:p>
+      <w:pPr>
+        <w:rPr>
+          <w:rFonts w:ascii="Aptos" w:hAnsi="Aptos" w:cs="Times New Roman"/>
+          <w:noProof/>
+          <w:sz w:val="24"/>
+          <w:szCs w:val="24"/>
+        </w:rPr>
+      </w:pPr>
+      <w:r>
+        <w:rPr>
+          <w:rFonts w:ascii="Aptos" w:hAnsi="Aptos" w:cs="Times New Roman"/>
+          <w:b/>
+          <w:bCs/>
+          <w:noProof/>
+          <w:sz w:val="24"/>
+          <w:szCs w:val="24"/>
+        </w:rPr>
+        <w:t>Description:</w:t>
+      </w:r>
+      <w:r>
+        <w:rPr>
+          <w:rFonts w:ascii="Aptos" w:hAnsi="Aptos" w:cs="Times New Roman"/>
+          <w:noProof/>
+          <w:sz w:val="24"/>
+          <w:szCs w:val="24"/>
+        </w:rPr>
+        <w:br/>
+        <w:t>Developed a web-based platform that helps traders track, analyze, and improve their trading performance while also learning trading strategies. The system allows users to record trades, review performance statistics, and access educational resources related to forex trading and risk management.</w:t>
+      </w:r>
+    </w:p>
+    <w:p>
+      <w:pPr>
+        <w:rPr>
+          <w:rFonts w:ascii="Aptos" w:hAnsi="Aptos" w:cs="Times New Roman"/>
+          <w:noProof/>
+          <w:sz w:val="24"/>
+          <w:szCs w:val="24"/>
+        </w:rPr>
+      </w:pPr>
+      <w:r>
+        <w:rPr>
+          <w:rFonts w:ascii="Aptos" w:hAnsi="Aptos" w:cs="Times New Roman"/>
+          <w:b/>
+          <w:bCs/>
+          <w:noProof/>
+          <w:sz w:val="24"/>
+          <w:szCs w:val="24"/>
+        </w:rPr>
+        <w:t>Technologies Used:</w:t>
+      </w:r>
+    </w:p>
+    <w:p>
+      <w:pPr>
+        <w:numPr>
+          <w:ilvl w:val="0"/>
+          <w:numId w:val="20"/>
+        </w:numPr>
+        <w:rPr>
+          <w:rFonts w:ascii="Aptos" w:hAnsi="Aptos" w:cs="Times New Roman"/>
+          <w:noProof/>
+          <w:sz w:val="24"/>
+          <w:szCs w:val="24"/>
+        </w:rPr>
+      </w:pPr>
+      <w:r>
+        <w:rPr>
+          <w:rFonts w:ascii="Aptos" w:hAnsi="Aptos" w:cs="Times New Roman"/>
+          <w:noProof/>
+          <w:sz w:val="24"/>
+          <w:szCs w:val="24"/>
+        </w:rPr>
+        <w:t xml:space="preserve">Next.js </w:t>
+      </w:r>
+    </w:p>
+    <w:p>
+      <w:pPr>
+        <w:numPr>
+          <w:ilvl w:val="0"/>
+          <w:numId w:val="20"/>
+        </w:numPr>
+        <w:rPr>
+          <w:rFonts w:ascii="Aptos" w:hAnsi="Aptos" w:cs="Times New Roman"/>
+          <w:noProof/>
+          <w:sz w:val="24"/>
+          <w:szCs w:val="24"/>
+        </w:rPr>
+      </w:pPr>
+      <w:r>
+        <w:rPr>
+          <w:rFonts w:ascii="Aptos" w:hAnsi="Aptos" w:cs="Times New Roman"/>
+          <w:noProof/>
+          <w:sz w:val="24"/>
+          <w:szCs w:val="24"/>
+        </w:rPr>
+        <w:t xml:space="preserve">JavaScript / TypeScript </w:t>
+      </w:r>
+    </w:p>
+    <w:p>
+      <w:pPr>
+        <w:numPr>
+          <w:ilvl w:val="0"/>
+          <w:numId w:val="20"/>
+        </w:numPr>
+        <w:rPr>
+          <w:rFonts w:ascii="Aptos" w:hAnsi="Aptos" w:cs="Times New Roman"/>
+          <w:noProof/>
+          <w:sz w:val="24"/>
+          <w:szCs w:val="24"/>
+        </w:rPr>
+      </w:pPr>
+      <w:r>
+        <w:rPr>
+          <w:rFonts w:ascii="Aptos" w:hAnsi="Aptos" w:cs="Times New Roman"/>
+          <w:noProof/>
+          <w:sz w:val="24"/>
+          <w:szCs w:val="24"/>
+        </w:rPr>
+        <w:t xml:space="preserve">Database (MongoDB or similar) </w:t>
+      </w:r>
+    </w:p>
+    <w:p>
+      <w:pPr>
+        <w:numPr>
+          <w:ilvl w:val="0"/>
+          <w:numId w:val="20"/>
+        </w:numPr>
+        <w:rPr>
+          <w:rFonts w:ascii="Aptos" w:hAnsi="Aptos" w:cs="Times New Roman"/>
+          <w:noProof/>
+          <w:sz w:val="24"/>
+          <w:szCs w:val="24"/>
+        </w:rPr>
+      </w:pPr>
+      <w:r>
+        <w:rPr>
+          <w:rFonts w:ascii="Aptos" w:hAnsi="Aptos" w:cs="Times New Roman"/>
+          <w:noProof/>
+          <w:sz w:val="24"/>
+          <w:szCs w:val="24"/>
+        </w:rPr>
+        <w:t xml:space="preserve">HTML &amp; CSS </w:t>
+      </w:r>
+    </w:p>
+    <w:p>
+      <w:pPr>
+        <w:rPr>
+          <w:rFonts w:ascii="Aptos" w:hAnsi="Aptos" w:cs="Times New Roman"/>
+          <w:noProof/>
+          <w:sz w:val="24"/>
+          <w:szCs w:val="24"/>
+        </w:rPr>
+      </w:pPr>
+      <w:r>
+        <w:rPr>
+          <w:rFonts w:ascii="Aptos" w:hAnsi="Aptos" w:cs="Times New Roman"/>
+          <w:b/>
+          <w:bCs/>
+          <w:noProof/>
+          <w:sz w:val="24"/>
+          <w:szCs w:val="24"/>
+        </w:rPr>
+        <w:t>Key Features:</w:t>
+      </w:r>
+    </w:p>
+    <w:p>
+      <w:pPr>
+        <w:numPr>
+          <w:ilvl w:val="0"/>
+          <w:numId w:val="21"/>
+        </w:numPr>
+        <w:rPr>
+          <w:rFonts w:ascii="Aptos" w:hAnsi="Aptos" w:cs="Times New Roman"/>
+          <w:noProof/>
+          <w:sz w:val="24"/>
+          <w:szCs w:val="24"/>
+        </w:rPr>
+      </w:pPr>
+      <w:r>
+        <w:rPr>
+          <w:rFonts w:ascii="Aptos" w:hAnsi="Aptos" w:cs="Times New Roman"/>
+          <w:noProof/>
+          <w:sz w:val="24"/>
+          <w:szCs w:val="24"/>
+        </w:rPr>
+        <w:t xml:space="preserve">Trade journaling system for recording and reviewing trades </w:t>
+      </w:r>
+    </w:p>
+    <w:p>
+      <w:pPr>
+        <w:numPr>
+          <w:ilvl w:val="0"/>
+          <w:numId w:val="21"/>
+        </w:numPr>
+        <w:rPr>
+          <w:rFonts w:ascii="Aptos" w:hAnsi="Aptos" w:cs="Times New Roman"/>
+          <w:noProof/>
+          <w:sz w:val="24"/>
+          <w:szCs w:val="24"/>
+        </w:rPr>
+      </w:pPr>
+      <w:r>
+        <w:rPr>
+          <w:rFonts w:ascii="Aptos" w:hAnsi="Aptos" w:cs="Times New Roman"/>
+          <w:noProof/>
+          <w:sz w:val="24"/>
+          <w:szCs w:val="24"/>
+        </w:rPr>
+        <w:t xml:space="preserve">Performance tracking and analytics for trading history </w:t>
+      </w:r>
+    </w:p>
+    <w:p>
+      <w:pPr>
+        <w:numPr>
+          <w:ilvl w:val="0"/>
+          <w:numId w:val="21"/>
+        </w:numPr>
+        <w:rPr>
+          <w:rFonts w:ascii="Aptos" w:hAnsi="Aptos" w:cs="Times New Roman"/>
+          <w:noProof/>
+          <w:sz w:val="24"/>
+          <w:szCs w:val="24"/>
+        </w:rPr>
+      </w:pPr>
+      <w:r>
+        <w:rPr>
+          <w:rFonts w:ascii="Aptos" w:hAnsi="Aptos" w:cs="Times New Roman"/>
+          <w:noProof/>
+          <w:sz w:val="24"/>
+          <w:szCs w:val="24"/>
+        </w:rPr>
+        <w:t xml:space="preserve">Educational content for forex trading strategies </w:t>
+      </w:r>
+    </w:p>
+    <w:p>
+      <w:pPr>
+        <w:numPr>
+          <w:ilvl w:val="0"/>
+          <w:numId w:val="21"/>
+        </w:numPr>
+        <w:rPr>
+          <w:rFonts w:ascii="Aptos" w:hAnsi="Aptos" w:cs="Times New Roman"/>
+          <w:noProof/>
+          <w:sz w:val="24"/>
+          <w:szCs w:val="24"/>
+        </w:rPr>
+      </w:pPr>
+      <w:r>
+        <w:rPr>
+          <w:rFonts w:ascii="Aptos" w:hAnsi="Aptos" w:cs="Times New Roman"/>
+          <w:noProof/>
+          <w:sz w:val="24"/>
+          <w:szCs w:val="24"/>
+        </w:rPr>
+        <w:t xml:space="preserve">User authentication and personalized dashboards </w:t>
+      </w:r>
+    </w:p>
+    <w:p>
+      <w:pPr>
+        <w:numPr>
+          <w:ilvl w:val="0"/>
+          <w:numId w:val="21"/>
+        </w:numPr>
+        <w:rPr>
+          <w:rFonts w:ascii="Aptos" w:hAnsi="Aptos" w:cs="Times New Roman"/>
+          <w:noProof/>
+          <w:sz w:val="24"/>
+          <w:szCs w:val="24"/>
+        </w:rPr>
+      </w:pPr>
+      <w:r>
+        <w:rPr>
+          <w:rFonts w:ascii="Aptos" w:hAnsi="Aptos" w:cs="Times New Roman"/>
+          <w:noProof/>
+          <w:sz w:val="24"/>
+          <w:szCs w:val="24"/>
+        </w:rPr>
+        <w:t xml:space="preserve">Clean and responsive user interface </w:t>
+      </w:r>
+    </w:p>
+    <w:p>
+      <w:pPr>
+        <w:rPr>
+          <w:rFonts w:ascii="Aptos" w:hAnsi="Aptos" w:cs="Times New Roman"/>
+          <w:noProof/>
+          <w:sz w:val="24"/>
+          <w:szCs w:val="24"/>
+        </w:rPr>
+      </w:pPr>
+      <w:r>
+        <w:rPr>
+          <w:rFonts w:ascii="Aptos" w:hAnsi="Aptos" w:cs="Times New Roman"/>
+          <w:b/>
+          <w:bCs/>
+          <w:noProof/>
+          <w:sz w:val="24"/>
+          <w:szCs w:val="24"/>
+        </w:rPr>
+        <w:t>Impact / Purpose:</w:t>
+      </w:r>
+    </w:p>
+    <w:p>
+      <w:pPr>
+        <w:numPr>
+          <w:ilvl w:val="0"/>
+          <w:numId w:val="22"/>
+        </w:numPr>
+        <w:rPr>
+          <w:rFonts w:ascii="Aptos" w:hAnsi="Aptos" w:cs="Times New Roman"/>
+          <w:noProof/>
+          <w:sz w:val="24"/>
+          <w:szCs w:val="24"/>
+        </w:rPr>
+      </w:pPr>
+      <w:r>
+        <w:rPr>
+          <w:rFonts w:ascii="Aptos" w:hAnsi="Aptos" w:cs="Times New Roman"/>
+          <w:noProof/>
+          <w:sz w:val="24"/>
+          <w:szCs w:val="24"/>
+        </w:rPr>
+        <w:t xml:space="preserve">Helps traders identify patterns in their trading behavior </w:t>
+      </w:r>
+    </w:p>
+    <w:p>
+      <w:pPr>
+        <w:numPr>
+          <w:ilvl w:val="0"/>
+          <w:numId w:val="22"/>
+        </w:numPr>
+        <w:rPr>
+          <w:rFonts w:ascii="Aptos" w:hAnsi="Aptos" w:cs="Times New Roman"/>
+          <w:noProof/>
+          <w:sz w:val="24"/>
+          <w:szCs w:val="24"/>
+        </w:rPr>
+      </w:pPr>
+      <w:r>
+        <w:rPr>
+          <w:rFonts w:ascii="Aptos" w:hAnsi="Aptos" w:cs="Times New Roman"/>
+          <w:noProof/>
+          <w:sz w:val="24"/>
+          <w:szCs w:val="24"/>
+        </w:rPr>
+        <w:t xml:space="preserve">Encourages disciplined trading through data tracking </w:t>
+      </w:r>
+    </w:p>
+    <w:p>
+      <w:pPr>
+        <w:numPr>
+          <w:ilvl w:val="0"/>
+          <w:numId w:val="22"/>
+        </w:numPr>
+        <w:rPr>
+          <w:rFonts w:ascii="Aptos" w:hAnsi="Aptos" w:cs="Times New Roman"/>
+          <w:noProof/>
+          <w:sz w:val="24"/>
+          <w:szCs w:val="24"/>
+        </w:rPr>
+      </w:pPr>
+      <w:r>
+        <w:rPr>
+          <w:rFonts w:ascii="Aptos" w:hAnsi="Aptos" w:cs="Times New Roman"/>
+          <w:noProof/>
+          <w:sz w:val="24"/>
+          <w:szCs w:val="24"/>
+        </w:rPr>
+        <w:t>Combines trading education with performance analysis</w:t>
+      </w:r>
+    </w:p>
+    <w:p>
+      <w:pPr>
+        <w:rPr>
+          <w:rFonts w:ascii="Aptos" w:hAnsi="Aptos" w:cs="Times New Roman"/>
+          <w:noProof/>
+          <w:sz w:val="24"/>
+          <w:szCs w:val="24"/>
+        </w:rPr>
+      </w:pPr>
+    </w:p>
+    <w:p>
+      <w:pPr>
+        <w:rPr>
+          <w:rFonts w:ascii="Aptos" w:hAnsi="Aptos" w:cs="Times New Roman"/>
+          <w:noProof/>
+          <w:sz w:val="24"/>
+          <w:szCs w:val="24"/>
+          <w:u w:val="single"/>
+        </w:rPr>
+      </w:pPr>
+      <w:r>
+        <w:rPr>
+          <w:rFonts w:ascii="Aptos" w:hAnsi="Aptos" w:cs="Times New Roman"/>
+          <w:noProof/>
+          <w:sz w:val="24"/>
+          <w:szCs w:val="24"/>
+          <w:u w:val="single"/>
+        </w:rPr>
+        <w:lastRenderedPageBreak/>
+        <w:t xml:space="preserve">WORK </w:t>
+      </w:r>
+      <w:r>
+        <w:rPr>
+          <w:rFonts w:ascii="Aptos" w:hAnsi="Aptos" w:cs="Times New Roman"/>
+          <w:noProof/>
+          <w:sz w:val="24"/>
+          <w:szCs w:val="24"/>
+          <w:u w:val="single"/>
+        </w:rPr>
+        <w:t>EXPERIENCE</w:t>
+      </w:r>
+    </w:p>
+    <w:p>
+      <w:pPr>
+        <w:rPr>
+          <w:rFonts w:ascii="Aptos" w:hAnsi="Aptos" w:cs="Times New Roman"/>
+          <w:b/>
+          <w:bCs/>
+          <w:noProof/>
+          <w:sz w:val="24"/>
+          <w:szCs w:val="24"/>
+        </w:rPr>
+      </w:pPr>
+      <w:r>
+        <w:rPr>
+          <w:rFonts w:ascii="Aptos" w:hAnsi="Aptos" w:cs="Times New Roman"/>
+          <w:b/>
+          <w:bCs/>
+          <w:noProof/>
+          <w:sz w:val="24"/>
+          <w:szCs w:val="24"/>
+        </w:rPr>
+        <w:t>Backend Web Developer &amp; IT Specialist</w:t>
+      </w:r>
+    </w:p>
+    <w:p>
+      <w:pPr>
+        <w:rPr>
+          <w:rFonts w:ascii="Aptos" w:hAnsi="Aptos" w:cs="Times New Roman"/>
+          <w:noProof/>
+          <w:sz w:val="24"/>
+          <w:szCs w:val="24"/>
+        </w:rPr>
+      </w:pPr>
+      <w:r>
+        <w:rPr>
+          <w:rFonts w:ascii="Aptos" w:hAnsi="Aptos" w:cs="Times New Roman"/>
+          <w:b/>
+          <w:bCs/>
+          <w:noProof/>
+          <w:sz w:val="24"/>
+          <w:szCs w:val="24"/>
+        </w:rPr>
+        <w:t>Murang’a County Government</w:t>
+      </w:r>
+      <w:r>
+        <w:rPr>
+          <w:rFonts w:ascii="Aptos" w:hAnsi="Aptos" w:cs="Times New Roman"/>
+          <w:noProof/>
+          <w:sz w:val="24"/>
+          <w:szCs w:val="24"/>
+        </w:rPr>
+        <w:t xml:space="preserve"> | Murang’a, Kenya</w:t>
+      </w:r>
+      <w:r>
+        <w:rPr>
+          <w:rFonts w:ascii="Aptos" w:hAnsi="Aptos" w:cs="Times New Roman"/>
+          <w:noProof/>
+          <w:sz w:val="24"/>
+          <w:szCs w:val="24"/>
+        </w:rPr>
+        <w:br/>
+      </w:r>
+      <w:r>
+        <w:rPr>
+          <w:rFonts w:ascii="Aptos" w:hAnsi="Aptos" w:cs="Times New Roman"/>
+          <w:b/>
+          <w:bCs/>
+          <w:noProof/>
+          <w:sz w:val="24"/>
+          <w:szCs w:val="24"/>
+        </w:rPr>
+        <w:t>April 2025 – July 2025</w:t>
+      </w:r>
+      <w:r>
+        <w:rPr>
+          <w:rFonts w:ascii="Aptos" w:hAnsi="Aptos" w:cs="Times New Roman"/>
+          <w:b/>
+          <w:bCs/>
+          <w:noProof/>
+          <w:sz w:val="24"/>
+          <w:szCs w:val="24"/>
+        </w:rPr>
+        <w:t xml:space="preserve"> [3 months]</w:t>
+      </w:r>
+    </w:p>
+    <w:p>
+      <w:pPr>
+        <w:rPr>
+          <w:rFonts w:ascii="Aptos" w:hAnsi="Aptos" w:cs="Times New Roman"/>
+          <w:noProof/>
+          <w:sz w:val="24"/>
+          <w:szCs w:val="24"/>
+        </w:rPr>
+      </w:pPr>
+      <w:r>
+        <w:rPr>
+          <w:rFonts w:ascii="Aptos" w:hAnsi="Aptos" w:cs="Times New Roman"/>
+          <w:noProof/>
+          <w:sz w:val="24"/>
+          <w:szCs w:val="24"/>
+        </w:rPr>
+        <w:t>Responsibilities:</w:t>
+      </w:r>
+    </w:p>
+    <w:p>
+      <w:pPr>
+        <w:numPr>
+          <w:ilvl w:val="0"/>
+          <w:numId w:val="23"/>
+        </w:numPr>
+        <w:rPr>
+          <w:rFonts w:ascii="Aptos" w:hAnsi="Aptos" w:cs="Times New Roman"/>
+          <w:noProof/>
+          <w:sz w:val="24"/>
+          <w:szCs w:val="24"/>
+        </w:rPr>
+      </w:pPr>
+      <w:r>
+        <w:rPr>
+          <w:rFonts w:ascii="Aptos" w:hAnsi="Aptos" w:cs="Times New Roman"/>
+          <w:noProof/>
+          <w:sz w:val="24"/>
+          <w:szCs w:val="24"/>
+        </w:rPr>
+        <w:t xml:space="preserve">Developed and maintained backend components for internal web applications and digital systems. </w:t>
+      </w:r>
+    </w:p>
+    <w:p>
+      <w:pPr>
+        <w:numPr>
+          <w:ilvl w:val="0"/>
+          <w:numId w:val="23"/>
+        </w:numPr>
+        <w:rPr>
+          <w:rFonts w:ascii="Aptos" w:hAnsi="Aptos" w:cs="Times New Roman"/>
+          <w:noProof/>
+          <w:sz w:val="24"/>
+          <w:szCs w:val="24"/>
+        </w:rPr>
+      </w:pPr>
+      <w:r>
+        <w:rPr>
+          <w:rFonts w:ascii="Aptos" w:hAnsi="Aptos" w:cs="Times New Roman"/>
+          <w:noProof/>
+          <w:sz w:val="24"/>
+          <w:szCs w:val="24"/>
+        </w:rPr>
+        <w:t xml:space="preserve">Assisted in designing and implementing APIs to support web-based services and data exchange. </w:t>
+      </w:r>
+    </w:p>
+    <w:p>
+      <w:pPr>
+        <w:numPr>
+          <w:ilvl w:val="0"/>
+          <w:numId w:val="23"/>
+        </w:numPr>
+        <w:rPr>
+          <w:rFonts w:ascii="Aptos" w:hAnsi="Aptos" w:cs="Times New Roman"/>
+          <w:noProof/>
+          <w:sz w:val="24"/>
+          <w:szCs w:val="24"/>
+        </w:rPr>
+      </w:pPr>
+      <w:r>
+        <w:rPr>
+          <w:rFonts w:ascii="Aptos" w:hAnsi="Aptos" w:cs="Times New Roman"/>
+          <w:noProof/>
+          <w:sz w:val="24"/>
+          <w:szCs w:val="24"/>
+        </w:rPr>
+        <w:t xml:space="preserve">Managed databases and ensured secure storage and retrieval of system data. </w:t>
+      </w:r>
+    </w:p>
+    <w:p>
+      <w:pPr>
+        <w:numPr>
+          <w:ilvl w:val="0"/>
+          <w:numId w:val="23"/>
+        </w:numPr>
+        <w:rPr>
+          <w:rFonts w:ascii="Aptos" w:hAnsi="Aptos" w:cs="Times New Roman"/>
+          <w:noProof/>
+          <w:sz w:val="24"/>
+          <w:szCs w:val="24"/>
+        </w:rPr>
+      </w:pPr>
+      <w:r>
+        <w:rPr>
+          <w:rFonts w:ascii="Aptos" w:hAnsi="Aptos" w:cs="Times New Roman"/>
+          <w:noProof/>
+          <w:sz w:val="24"/>
+          <w:szCs w:val="24"/>
+        </w:rPr>
+        <w:t xml:space="preserve">Provided IT technical support to staff, including troubleshooting hardware, software, and network issues. </w:t>
+      </w:r>
+    </w:p>
+    <w:p>
+      <w:pPr>
+        <w:numPr>
+          <w:ilvl w:val="0"/>
+          <w:numId w:val="23"/>
+        </w:numPr>
+        <w:rPr>
+          <w:rFonts w:ascii="Aptos" w:hAnsi="Aptos" w:cs="Times New Roman"/>
+          <w:noProof/>
+          <w:sz w:val="24"/>
+          <w:szCs w:val="24"/>
+        </w:rPr>
+      </w:pPr>
+      <w:r>
+        <w:rPr>
+          <w:rFonts w:ascii="Aptos" w:hAnsi="Aptos" w:cs="Times New Roman"/>
+          <w:noProof/>
+          <w:sz w:val="24"/>
+          <w:szCs w:val="24"/>
+        </w:rPr>
+        <w:t xml:space="preserve">Assisted in maintaining computer systems, servers, and organizational IT infrastructure. </w:t>
+      </w:r>
+    </w:p>
+    <w:p>
+      <w:pPr>
+        <w:numPr>
+          <w:ilvl w:val="0"/>
+          <w:numId w:val="23"/>
+        </w:numPr>
+        <w:rPr>
+          <w:rFonts w:ascii="Aptos" w:hAnsi="Aptos" w:cs="Times New Roman"/>
+          <w:noProof/>
+          <w:sz w:val="24"/>
+          <w:szCs w:val="24"/>
+        </w:rPr>
+      </w:pPr>
+      <w:r>
+        <w:rPr>
+          <w:rFonts w:ascii="Aptos" w:hAnsi="Aptos" w:cs="Times New Roman"/>
+          <w:noProof/>
+          <w:sz w:val="24"/>
+          <w:szCs w:val="24"/>
+        </w:rPr>
+        <w:t xml:space="preserve">Supported system updates, testing, and debugging to ensure reliable application performance. </w:t>
+      </w:r>
+    </w:p>
+    <w:p>
+      <w:pPr>
+        <w:rPr>
+          <w:rFonts w:ascii="Aptos" w:hAnsi="Aptos" w:cs="Times New Roman"/>
+          <w:noProof/>
+          <w:sz w:val="24"/>
+          <w:szCs w:val="24"/>
+        </w:rPr>
+      </w:pPr>
+    </w:p>
+    <w:p>
+      <w:pPr>
+        <w:rPr>
+          <w:rFonts w:ascii="Aptos" w:hAnsi="Aptos" w:cs="Times New Roman"/>
+          <w:b/>
+          <w:bCs/>
+          <w:noProof/>
+          <w:sz w:val="24"/>
+          <w:szCs w:val="24"/>
+        </w:rPr>
+      </w:pPr>
+      <w:r>
+        <w:rPr>
+          <w:rFonts w:ascii="Aptos" w:hAnsi="Aptos" w:cs="Times New Roman"/>
+          <w:b/>
+          <w:bCs/>
+          <w:noProof/>
+          <w:sz w:val="24"/>
+          <w:szCs w:val="24"/>
+        </w:rPr>
+        <w:t>IT Specialist &amp; Digital Support Engineer</w:t>
+      </w:r>
+    </w:p>
+    <w:p>
+      <w:pPr>
+        <w:rPr>
+          <w:rFonts w:ascii="Aptos" w:hAnsi="Aptos" w:cs="Times New Roman"/>
+          <w:noProof/>
+          <w:sz w:val="24"/>
+          <w:szCs w:val="24"/>
+        </w:rPr>
+      </w:pPr>
+      <w:r>
+        <w:rPr>
+          <w:rFonts w:ascii="Aptos" w:hAnsi="Aptos" w:cs="Times New Roman"/>
+          <w:b/>
+          <w:bCs/>
+          <w:noProof/>
+          <w:sz w:val="24"/>
+          <w:szCs w:val="24"/>
+        </w:rPr>
+        <w:t>Hela Intimates Limited</w:t>
+      </w:r>
+      <w:r>
+        <w:rPr>
+          <w:rFonts w:ascii="Aptos" w:hAnsi="Aptos" w:cs="Times New Roman"/>
+          <w:noProof/>
+          <w:sz w:val="24"/>
+          <w:szCs w:val="24"/>
+        </w:rPr>
+        <w:br/>
+      </w:r>
+      <w:r>
+        <w:rPr>
+          <w:rFonts w:ascii="Aptos" w:hAnsi="Aptos" w:cs="Times New Roman"/>
+          <w:b/>
+          <w:bCs/>
+          <w:noProof/>
+          <w:sz w:val="24"/>
+          <w:szCs w:val="24"/>
+        </w:rPr>
+        <w:t>July 2025 – September 2025</w:t>
+      </w:r>
+      <w:r>
+        <w:rPr>
+          <w:rFonts w:ascii="Aptos" w:hAnsi="Aptos" w:cs="Times New Roman"/>
+          <w:b/>
+          <w:bCs/>
+          <w:noProof/>
+          <w:sz w:val="24"/>
+          <w:szCs w:val="24"/>
+        </w:rPr>
+        <w:t xml:space="preserve"> [3 months]</w:t>
+      </w:r>
+    </w:p>
+    <w:p>
+      <w:pPr>
+        <w:rPr>
+          <w:rFonts w:ascii="Aptos" w:hAnsi="Aptos" w:cs="Times New Roman"/>
+          <w:noProof/>
+          <w:sz w:val="24"/>
+          <w:szCs w:val="24"/>
+          <w:u w:val="single"/>
+        </w:rPr>
+      </w:pPr>
+      <w:r>
+        <w:rPr>
+          <w:rFonts w:ascii="Aptos" w:hAnsi="Aptos" w:cs="Times New Roman"/>
+          <w:noProof/>
+          <w:sz w:val="24"/>
+          <w:szCs w:val="24"/>
+          <w:u w:val="single"/>
+        </w:rPr>
+        <w:t>Responsibilities:</w:t>
+      </w:r>
+    </w:p>
+    <w:p>
+      <w:pPr>
+        <w:numPr>
+          <w:ilvl w:val="0"/>
+          <w:numId w:val="24"/>
+        </w:numPr>
+        <w:rPr>
+          <w:rFonts w:ascii="Aptos" w:hAnsi="Aptos" w:cs="Times New Roman"/>
+          <w:noProof/>
+          <w:sz w:val="24"/>
+          <w:szCs w:val="24"/>
+        </w:rPr>
+      </w:pPr>
+      <w:r>
+        <w:rPr>
+          <w:rFonts w:ascii="Aptos" w:hAnsi="Aptos" w:cs="Times New Roman"/>
+          <w:noProof/>
+          <w:sz w:val="24"/>
+          <w:szCs w:val="24"/>
+        </w:rPr>
+        <w:t xml:space="preserve">Provided technical support for company digital systems, ensuring smooth daily IT operations. </w:t>
+      </w:r>
+    </w:p>
+    <w:p>
+      <w:pPr>
+        <w:numPr>
+          <w:ilvl w:val="0"/>
+          <w:numId w:val="24"/>
+        </w:numPr>
+        <w:rPr>
+          <w:rFonts w:ascii="Aptos" w:hAnsi="Aptos" w:cs="Times New Roman"/>
+          <w:noProof/>
+          <w:sz w:val="24"/>
+          <w:szCs w:val="24"/>
+        </w:rPr>
+      </w:pPr>
+      <w:r>
+        <w:rPr>
+          <w:rFonts w:ascii="Aptos" w:hAnsi="Aptos" w:cs="Times New Roman"/>
+          <w:noProof/>
+          <w:sz w:val="24"/>
+          <w:szCs w:val="24"/>
+        </w:rPr>
+        <w:t xml:space="preserve">Assisted employees in troubleshooting hardware, software, and network-related problems. </w:t>
+      </w:r>
+    </w:p>
+    <w:p>
+      <w:pPr>
+        <w:numPr>
+          <w:ilvl w:val="0"/>
+          <w:numId w:val="24"/>
+        </w:numPr>
+        <w:rPr>
+          <w:rFonts w:ascii="Aptos" w:hAnsi="Aptos" w:cs="Times New Roman"/>
+          <w:noProof/>
+          <w:sz w:val="24"/>
+          <w:szCs w:val="24"/>
+        </w:rPr>
+      </w:pPr>
+      <w:r>
+        <w:rPr>
+          <w:rFonts w:ascii="Aptos" w:hAnsi="Aptos" w:cs="Times New Roman"/>
+          <w:noProof/>
+          <w:sz w:val="24"/>
+          <w:szCs w:val="24"/>
+        </w:rPr>
+        <w:t xml:space="preserve">Supported the implementation and maintenance of digital tools used in business operations. </w:t>
+      </w:r>
+    </w:p>
+    <w:p>
+      <w:pPr>
+        <w:numPr>
+          <w:ilvl w:val="0"/>
+          <w:numId w:val="24"/>
+        </w:numPr>
+        <w:rPr>
+          <w:rFonts w:ascii="Aptos" w:hAnsi="Aptos" w:cs="Times New Roman"/>
+          <w:noProof/>
+          <w:sz w:val="24"/>
+          <w:szCs w:val="24"/>
+        </w:rPr>
+      </w:pPr>
+      <w:r>
+        <w:rPr>
+          <w:rFonts w:ascii="Aptos" w:hAnsi="Aptos" w:cs="Times New Roman"/>
+          <w:noProof/>
+          <w:sz w:val="24"/>
+          <w:szCs w:val="24"/>
+        </w:rPr>
+        <w:t xml:space="preserve">Helped maintain system security, user access controls, and software updates. </w:t>
+      </w:r>
+    </w:p>
+    <w:p>
+      <w:pPr>
+        <w:numPr>
+          <w:ilvl w:val="0"/>
+          <w:numId w:val="24"/>
+        </w:numPr>
+        <w:rPr>
+          <w:rFonts w:ascii="Aptos" w:hAnsi="Aptos" w:cs="Times New Roman"/>
+          <w:noProof/>
+          <w:sz w:val="24"/>
+          <w:szCs w:val="24"/>
+        </w:rPr>
+      </w:pPr>
+      <w:r>
+        <w:rPr>
+          <w:rFonts w:ascii="Aptos" w:hAnsi="Aptos" w:cs="Times New Roman"/>
+          <w:noProof/>
+          <w:sz w:val="24"/>
+          <w:szCs w:val="24"/>
+        </w:rPr>
+        <w:t xml:space="preserve">Assisted in managing company databases and digital records. </w:t>
+      </w:r>
+    </w:p>
+    <w:p>
+      <w:pPr>
+        <w:numPr>
+          <w:ilvl w:val="0"/>
+          <w:numId w:val="24"/>
+        </w:numPr>
+        <w:rPr>
+          <w:rFonts w:ascii="Aptos" w:hAnsi="Aptos" w:cs="Times New Roman"/>
+          <w:noProof/>
+          <w:sz w:val="24"/>
+          <w:szCs w:val="24"/>
+        </w:rPr>
+      </w:pPr>
+      <w:r>
+        <w:rPr>
+          <w:rFonts w:ascii="Aptos" w:hAnsi="Aptos" w:cs="Times New Roman"/>
+          <w:noProof/>
+          <w:sz w:val="24"/>
+          <w:szCs w:val="24"/>
+        </w:rPr>
+        <w:t>Worked with technical teams to resolve system issues and improve operational efficiency.</w:t>
+      </w:r>
+    </w:p>
+    <w:p>
+      <w:pPr>
+        <w:rPr>
+          <w:rFonts w:ascii="Aptos" w:hAnsi="Aptos" w:cs="Times New Roman"/>
+          <w:noProof/>
+          <w:sz w:val="24"/>
+          <w:szCs w:val="24"/>
+        </w:rPr>
+      </w:pPr>
+    </w:p>
+    <w:p>
+      <w:pPr>
+        <w:rPr>
+          <w:rFonts w:ascii="Aptos" w:hAnsi="Aptos" w:cs="Times New Roman"/>
+          <w:noProof/>
+          <w:sz w:val="24"/>
+          <w:szCs w:val="24"/>
+        </w:rPr>
+      </w:pPr>
+    </w:p>
+    <w:p>
+      <w:pPr>
+        <w:rPr>
+          <w:rFonts w:ascii="Aptos" w:hAnsi="Aptos" w:cs="Times New Roman"/>
+          <w:noProof/>
+          <w:sz w:val="24"/>
+          <w:szCs w:val="24"/>
+          <w:u w:val="single"/>
         </w:rPr>
       </w:pPr>
     </w:p>
@@ -667,6 +2367,231 @@
     </w:p>
     <w:p>
       <w:pPr>
+        <w:rPr>
+          <w:rFonts w:ascii="Aptos" w:hAnsi="Aptos" w:cs="Times New Roman"/>
+          <w:noProof/>
+          <w:sz w:val="24"/>
+          <w:szCs w:val="24"/>
+        </w:rPr>
+      </w:pPr>
+      <w:r>
+        <w:rPr>
+          <w:rFonts w:ascii="Aptos" w:hAnsi="Aptos" w:cs="Times New Roman"/>
+          <w:noProof/>
+          <w:sz w:val="24"/>
+          <w:szCs w:val="24"/>
+        </w:rPr>
+        <w:t>Matinyani Boys Secondary School – Kitui County, Kenya</w:t>
+      </w:r>
+      <w:r>
+        <w:rPr>
+          <w:rFonts w:ascii="Aptos" w:hAnsi="Aptos" w:cs="Times New Roman"/>
+          <w:noProof/>
+          <w:sz w:val="24"/>
+          <w:szCs w:val="24"/>
+        </w:rPr>
+        <w:br/>
+        <w:t>KCSE | Grade: B+</w:t>
+      </w:r>
+      <w:r>
+        <w:rPr>
+          <w:rFonts w:ascii="Aptos" w:hAnsi="Aptos" w:cs="Times New Roman"/>
+          <w:noProof/>
+          <w:sz w:val="24"/>
+          <w:szCs w:val="24"/>
+        </w:rPr>
+        <w:br/>
+        <w:t>2018 – 2022</w:t>
+      </w:r>
+    </w:p>
+    <w:p>
+      <w:pPr>
+        <w:rPr>
+          <w:rFonts w:ascii="Aptos" w:hAnsi="Aptos" w:cs="Times New Roman"/>
+          <w:noProof/>
+          <w:sz w:val="24"/>
+          <w:szCs w:val="24"/>
+        </w:rPr>
+      </w:pPr>
+      <w:r>
+        <w:rPr>
+          <w:rFonts w:ascii="Aptos" w:hAnsi="Aptos" w:cs="Times New Roman"/>
+          <w:noProof/>
+          <w:sz w:val="24"/>
+          <w:szCs w:val="24"/>
+        </w:rPr>
+        <w:t>Matinyani D.E.B Primary School – Kitui County, Kenya</w:t>
+      </w:r>
+      <w:r>
+        <w:rPr>
+          <w:rFonts w:ascii="Aptos" w:hAnsi="Aptos" w:cs="Times New Roman"/>
+          <w:noProof/>
+          <w:sz w:val="24"/>
+          <w:szCs w:val="24"/>
+        </w:rPr>
+        <w:br/>
+        <w:t>KCPE | 354 Marks</w:t>
+      </w:r>
+      <w:r>
+        <w:rPr>
+          <w:rFonts w:ascii="Aptos" w:hAnsi="Aptos" w:cs="Times New Roman"/>
+          <w:noProof/>
+          <w:sz w:val="24"/>
+          <w:szCs w:val="24"/>
+        </w:rPr>
+        <w:br/>
+        <w:t>2007 – 2017</w:t>
+      </w:r>
+    </w:p>
+    <w:p>
+      <w:pPr>
+        <w:rPr>
+          <w:rFonts w:ascii="Aptos" w:hAnsi="Aptos" w:cs="Times New Roman"/>
+          <w:noProof/>
+          <w:sz w:val="24"/>
+          <w:szCs w:val="24"/>
+          <w:u w:val="single"/>
+        </w:rPr>
+      </w:pPr>
+    </w:p>
+    <w:p>
+      <w:pPr>
+        <w:rPr>
+          <w:rFonts w:ascii="Aptos" w:hAnsi="Aptos" w:cs="Times New Roman"/>
+          <w:noProof/>
+          <w:sz w:val="24"/>
+          <w:szCs w:val="24"/>
+          <w:u w:val="single"/>
+        </w:rPr>
+      </w:pPr>
+      <w:r>
+        <w:rPr>
+          <w:rFonts w:ascii="Aptos" w:hAnsi="Aptos" w:cs="Times New Roman"/>
+          <w:noProof/>
+          <w:sz w:val="24"/>
+          <w:szCs w:val="24"/>
+          <w:u w:val="single"/>
+        </w:rPr>
+        <w:t>CERTIFICATIONS</w:t>
+      </w:r>
+    </w:p>
+    <w:p>
+      <w:pPr>
+        <w:numPr>
+          <w:ilvl w:val="0"/>
+          <w:numId w:val="10"/>
+        </w:numPr>
+        <w:rPr>
+          <w:rFonts w:ascii="Aptos" w:hAnsi="Aptos" w:cs="Times New Roman"/>
+          <w:noProof/>
+          <w:sz w:val="24"/>
+          <w:szCs w:val="24"/>
+        </w:rPr>
+      </w:pPr>
+      <w:r>
+        <w:rPr>
+          <w:rFonts w:ascii="Aptos" w:hAnsi="Aptos" w:cs="Times New Roman"/>
+          <w:noProof/>
+          <w:sz w:val="24"/>
+          <w:szCs w:val="24"/>
+        </w:rPr>
+        <w:t>Cisco Networking Academy – Introduction to Data Science</w:t>
+      </w:r>
+    </w:p>
+    <w:p>
+      <w:pPr>
+        <w:numPr>
+          <w:ilvl w:val="0"/>
+          <w:numId w:val="10"/>
+        </w:numPr>
+        <w:rPr>
+          <w:rFonts w:ascii="Aptos" w:hAnsi="Aptos" w:cs="Times New Roman"/>
+          <w:noProof/>
+          <w:sz w:val="24"/>
+          <w:szCs w:val="24"/>
+        </w:rPr>
+      </w:pPr>
+      <w:r>
+        <w:rPr>
+          <w:rFonts w:ascii="Aptos" w:hAnsi="Aptos" w:cs="Times New Roman"/>
+          <w:noProof/>
+          <w:sz w:val="24"/>
+          <w:szCs w:val="24"/>
+        </w:rPr>
+        <w:t>Cisco Networking Academy – Data Analytics Essentials</w:t>
+      </w:r>
+    </w:p>
+    <w:p>
+      <w:pPr>
+        <w:numPr>
+          <w:ilvl w:val="0"/>
+          <w:numId w:val="10"/>
+        </w:numPr>
+        <w:rPr>
+          <w:rFonts w:ascii="Aptos" w:hAnsi="Aptos" w:cs="Times New Roman"/>
+          <w:noProof/>
+          <w:sz w:val="24"/>
+          <w:szCs w:val="24"/>
+        </w:rPr>
+      </w:pPr>
+      <w:r>
+        <w:rPr>
+          <w:rFonts w:ascii="Aptos" w:hAnsi="Aptos" w:cs="Times New Roman"/>
+          <w:noProof/>
+          <w:sz w:val="24"/>
+          <w:szCs w:val="24"/>
+        </w:rPr>
+        <w:t>Cisco Networking Academy – Networking Devices and Initial Configurations</w:t>
+      </w:r>
+    </w:p>
+    <w:p>
+      <w:pPr>
+        <w:numPr>
+          <w:ilvl w:val="0"/>
+          <w:numId w:val="10"/>
+        </w:numPr>
+        <w:rPr>
+          <w:rFonts w:ascii="Aptos" w:hAnsi="Aptos" w:cs="Times New Roman"/>
+          <w:noProof/>
+          <w:sz w:val="24"/>
+          <w:szCs w:val="24"/>
+        </w:rPr>
+      </w:pPr>
+      <w:r>
+        <w:rPr>
+          <w:rFonts w:ascii="Aptos" w:hAnsi="Aptos" w:cs="Times New Roman"/>
+          <w:noProof/>
+          <w:sz w:val="24"/>
+          <w:szCs w:val="24"/>
+        </w:rPr>
+        <w:t>Kenya Certificate of Secondary Education (KCSE)</w:t>
+      </w:r>
+    </w:p>
+    <w:p>
+      <w:pPr>
+        <w:numPr>
+          <w:ilvl w:val="0"/>
+          <w:numId w:val="10"/>
+        </w:numPr>
+        <w:rPr>
+          <w:rFonts w:ascii="Aptos" w:hAnsi="Aptos" w:cs="Times New Roman"/>
+          <w:noProof/>
+          <w:sz w:val="24"/>
+          <w:szCs w:val="24"/>
+        </w:rPr>
+      </w:pPr>
+      <w:r>
+        <w:rPr>
+          <w:rFonts w:ascii="Aptos" w:hAnsi="Aptos" w:cs="Times New Roman"/>
+          <w:noProof/>
+          <w:sz w:val="24"/>
+          <w:szCs w:val="24"/>
+        </w:rPr>
+        <w:t>Kenya Certificate of Primary Education (KCPE)</w:t>
+      </w:r>
+    </w:p>
+    <w:p>
+      <w:pPr>
         <w:ind w:left="720"/>
         <w:rPr>
           <w:rFonts w:ascii="Aptos" w:hAnsi="Aptos" w:cs="Times New Roman"/>
@@ -694,7 +2619,6 @@
           <w:szCs w:val="24"/>
           <w:u w:val="single"/>
         </w:rPr>
-        <w:lastRenderedPageBreak/>
         <w:t>LANGUAGES</w:t>
       </w:r>
     </w:p>
@@ -933,7 +2857,9 @@
         </w:rPr>
       </w:pPr>
     </w:p>
+    <w:p/>
     <w:sectPr>
+      <w:headerReference w:type="default" r:id="rId7"/>
       <w:pgSz w:w="11906" w:h="16838"/>
       <w:pgMar w:top="1440" w:right="1440" w:bottom="1440" w:left="1440" w:header="708" w:footer="708" w:gutter="0"/>
       <w:cols w:space="708"/>
@@ -943,6 +2869,115 @@
 </w:document>
 </file>
 
+<file path=word/endnotes.xml><?xml version="1.0" encoding="utf-8"?>
+<w:endnotes xmlns:wpc="http://schemas.microsoft.com/office/word/2010/wordprocessingCanvas" xmlns:cx="http://schemas.microsoft.com/office/drawing/2014/chartex" xmlns:cx1="http://schemas.microsoft.com/office/drawing/2015/9/8/chartex" xmlns:cx2="http://schemas.microsoft.com/office/drawing/2015/10/21/chartex" xmlns:cx3="http://schemas.microsoft.com/office/drawing/2016/5/9/chartex" xmlns:cx4="http://schemas.microsoft.com/office/drawing/2016/5/10/chartex" xmlns:cx5="http://schemas.microsoft.com/office/drawing/2016/5/11/chartex" xmlns:cx6="http://schemas.microsoft.com/office/drawing/2016/5/12/chartex" xmlns:cx7="http://schemas.microsoft.com/office/drawing/2016/5/13/chartex" xmlns:cx8="http://schemas.microsoft.com/office/drawing/2016/5/14/chartex" xmlns:mc="http://schemas.openxmlformats.org/markup-compatibility/2006" xmlns:aink="http://schemas.microsoft.com/office/drawing/2016/ink" xmlns:am3d="http://schemas.microsoft.com/office/drawing/2017/model3d" xmlns:o="urn:schemas-microsoft-com:office:office" xmlns:oel="http://schemas.microsoft.com/office/2019/extlst" xmlns:r="http://schemas.openxmlformats.org/officeDocument/2006/relationships" xmlns:m="http://schemas.openxmlformats.org/officeDocument/2006/math" xmlns:v="urn:schemas-microsoft-com:vml" xmlns:wp14="http://schemas.microsoft.com/office/word/2010/wordprocessingDrawing" xmlns:wp="http://schemas.openxmlformats.org/drawingml/2006/wordprocessingDrawing" xmlns:w10="urn:schemas-microsoft-com:office:word" xmlns:w="http://schemas.openxmlformats.org/wordprocessingml/2006/main" xmlns:w14="http://schemas.microsoft.com/office/word/2010/wordml" xmlns:w15="http://schemas.microsoft.com/office/word/2012/wordml" xmlns:w16cex="http://schemas.microsoft.com/office/word/2018/wordml/cex" xmlns:w16cid="http://schemas.microsoft.com/office/word/2016/wordml/cid" xmlns:w16="http://schemas.microsoft.com/office/word/2018/wordml" xmlns:w16du="http://schemas.microsoft.com/office/word/2023/wordml/word16du" xmlns:w16sdtdh="http://schemas.microsoft.com/office/word/2020/wordml/sdtdatahash" xmlns:w16sdtfl="http://schemas.microsoft.com/office/word/2024/wordml/sdtformatlock" xmlns:w16se="http://schemas.microsoft.com/office/word/2015/wordml/symex" xmlns:wpg="http://schemas.microsoft.com/office/word/2010/wordprocessingGroup" xmlns:wpi="http://schemas.microsoft.com/office/word/2010/wordprocessingInk" xmlns:wne="http://schemas.microsoft.com/office/word/2006/wordml" xmlns:wps="http://schemas.microsoft.com/office/word/2010/wordprocessingShape" mc:Ignorable="w14 w15 w16se w16cid w16 w16cex w16sdtdh w16sdtfl w16du wp14">
+  <w:endnote w:type="separator" w:id="-1">
+    <w:p>
+      <w:pPr>
+        <w:spacing w:after="0" w:line="240" w:lineRule="auto"/>
+      </w:pPr>
+      <w:r>
+        <w:separator/>
+      </w:r>
+    </w:p>
+  </w:endnote>
+  <w:endnote w:type="continuationSeparator" w:id="0">
+    <w:p>
+      <w:pPr>
+        <w:spacing w:after="0" w:line="240" w:lineRule="auto"/>
+      </w:pPr>
+      <w:r>
+        <w:continuationSeparator/>
+      </w:r>
+    </w:p>
+  </w:endnote>
+</w:endnotes>
+</file>
+
+<file path=word/footnotes.xml><?xml version="1.0" encoding="utf-8"?>
+<w:footnotes xmlns:wpc="http://schemas.microsoft.com/office/word/2010/wordprocessingCanvas" xmlns:cx="http://schemas.microsoft.com/office/drawing/2014/chartex" xmlns:cx1="http://schemas.microsoft.com/office/drawing/2015/9/8/chartex" xmlns:cx2="http://schemas.microsoft.com/office/drawing/2015/10/21/chartex" xmlns:cx3="http://schemas.microsoft.com/office/drawing/2016/5/9/chartex" xmlns:cx4="http://schemas.microsoft.com/office/drawing/2016/5/10/chartex" xmlns:cx5="http://schemas.microsoft.com/office/drawing/2016/5/11/chartex" xmlns:cx6="http://schemas.microsoft.com/office/drawing/2016/5/12/chartex" xmlns:cx7="http://schemas.microsoft.com/office/drawing/2016/5/13/chartex" xmlns:cx8="http://schemas.microsoft.com/office/drawing/2016/5/14/chartex" xmlns:mc="http://schemas.openxmlformats.org/markup-compatibility/2006" xmlns:aink="http://schemas.microsoft.com/office/drawing/2016/ink" xmlns:am3d="http://schemas.microsoft.com/office/drawing/2017/model3d" xmlns:o="urn:schemas-microsoft-com:office:office" xmlns:oel="http://schemas.microsoft.com/office/2019/extlst" xmlns:r="http://schemas.openxmlformats.org/officeDocument/2006/relationships" xmlns:m="http://schemas.openxmlformats.org/officeDocument/2006/math" xmlns:v="urn:schemas-microsoft-com:vml" xmlns:wp14="http://schemas.microsoft.com/office/word/2010/wordprocessingDrawing" xmlns:wp="http://schemas.openxmlformats.org/drawingml/2006/wordprocessingDrawing" xmlns:w10="urn:schemas-microsoft-com:office:word" xmlns:w="http://schemas.openxmlformats.org/wordprocessingml/2006/main" xmlns:w14="http://schemas.microsoft.com/office/word/2010/wordml" xmlns:w15="http://schemas.microsoft.com/office/word/2012/wordml" xmlns:w16cex="http://schemas.microsoft.com/office/word/2018/wordml/cex" xmlns:w16cid="http://schemas.microsoft.com/office/word/2016/wordml/cid" xmlns:w16="http://schemas.microsoft.com/office/word/2018/wordml" xmlns:w16du="http://schemas.microsoft.com/office/word/2023/wordml/word16du" xmlns:w16sdtdh="http://schemas.microsoft.com/office/word/2020/wordml/sdtdatahash" xmlns:w16sdtfl="http://schemas.microsoft.com/office/word/2024/wordml/sdtformatlock" xmlns:w16se="http://schemas.microsoft.com/office/word/2015/wordml/symex" xmlns:wpg="http://schemas.microsoft.com/office/word/2010/wordprocessingGroup" xmlns:wpi="http://schemas.microsoft.com/office/word/2010/wordprocessingInk" xmlns:wne="http://schemas.microsoft.com/office/word/2006/wordml" xmlns:wps="http://schemas.microsoft.com/office/word/2010/wordprocessingShape" mc:Ignorable="w14 w15 w16se w16cid w16 w16cex w16sdtdh w16sdtfl w16du wp14">
+  <w:footnote w:type="separator" w:id="-1">
+    <w:p>
+      <w:pPr>
+        <w:spacing w:after="0" w:line="240" w:lineRule="auto"/>
+      </w:pPr>
+      <w:r>
+        <w:separator/>
+      </w:r>
+    </w:p>
+  </w:footnote>
+  <w:footnote w:type="continuationSeparator" w:id="0">
+    <w:p>
+      <w:pPr>
+        <w:spacing w:after="0" w:line="240" w:lineRule="auto"/>
+      </w:pPr>
+      <w:r>
+        <w:continuationSeparator/>
+      </w:r>
+    </w:p>
+  </w:footnote>
+</w:footnotes>
+</file>
+
+<file path=word/header1.xml><?xml version="1.0" encoding="utf-8"?>
+<w:hdr xmlns:wpc="http://schemas.microsoft.com/office/word/2010/wordprocessingCanvas" xmlns:cx="http://schemas.microsoft.com/office/drawing/2014/chartex" xmlns:cx1="http://schemas.microsoft.com/office/drawing/2015/9/8/chartex" xmlns:cx2="http://schemas.microsoft.com/office/drawing/2015/10/21/chartex" xmlns:cx3="http://schemas.microsoft.com/office/drawing/2016/5/9/chartex" xmlns:cx4="http://schemas.microsoft.com/office/drawing/2016/5/10/chartex" xmlns:cx5="http://schemas.microsoft.com/office/drawing/2016/5/11/chartex" xmlns:cx6="http://schemas.microsoft.com/office/drawing/2016/5/12/chartex" xmlns:cx7="http://schemas.microsoft.com/office/drawing/2016/5/13/chartex" xmlns:cx8="http://schemas.microsoft.com/office/drawing/2016/5/14/chartex" xmlns:mc="http://schemas.openxmlformats.org/markup-compatibility/2006" xmlns:aink="http://schemas.microsoft.com/office/drawing/2016/ink" xmlns:am3d="http://schemas.microsoft.com/office/drawing/2017/model3d" xmlns:o="urn:schemas-microsoft-com:office:office" xmlns:oel="http://schemas.microsoft.com/office/2019/extlst" xmlns:r="http://schemas.openxmlformats.org/officeDocument/2006/relationships" xmlns:m="http://schemas.openxmlformats.org/officeDocument/2006/math" xmlns:v="urn:schemas-microsoft-com:vml" xmlns:wp14="http://schemas.microsoft.com/office/word/2010/wordprocessingDrawing" xmlns:wp="http://schemas.openxmlformats.org/drawingml/2006/wordprocessingDrawing" xmlns:w10="urn:schemas-microsoft-com:office:word" xmlns:w="http://schemas.openxmlformats.org/wordprocessingml/2006/main" xmlns:w14="http://schemas.microsoft.com/office/word/2010/wordml" xmlns:w15="http://schemas.microsoft.com/office/word/2012/wordml" xmlns:w16cex="http://schemas.microsoft.com/office/word/2018/wordml/cex" xmlns:w16cid="http://schemas.microsoft.com/office/word/2016/wordml/cid" xmlns:w16="http://schemas.microsoft.com/office/word/2018/wordml" xmlns:w16du="http://schemas.microsoft.com/office/word/2023/wordml/word16du" xmlns:w16sdtdh="http://schemas.microsoft.com/office/word/2020/wordml/sdtdatahash" xmlns:w16sdtfl="http://schemas.microsoft.com/office/word/2024/wordml/sdtformatlock" xmlns:w16se="http://schemas.microsoft.com/office/word/2015/wordml/symex" xmlns:wpg="http://schemas.microsoft.com/office/word/2010/wordprocessingGroup" xmlns:wpi="http://schemas.microsoft.com/office/word/2010/wordprocessingInk" xmlns:wne="http://schemas.microsoft.com/office/word/2006/wordml" xmlns:wps="http://schemas.microsoft.com/office/word/2010/wordprocessingShape" mc:Ignorable="w14 w15 w16se w16cid w16 w16cex w16sdtdh w16sdtfl w16du wp14">
+  <w:sdt>
+    <w:sdtPr>
+      <w:id w:val="1974324060"/>
+      <w:docPartObj>
+        <w:docPartGallery w:val="Page Numbers (Top of Page)"/>
+        <w:docPartUnique/>
+      </w:docPartObj>
+    </w:sdtPr>
+    <w:sdtEndPr>
+      <w:rPr>
+        <w:noProof/>
+      </w:rPr>
+    </w:sdtEndPr>
+    <w:sdtContent>
+      <w:p>
+        <w:pPr>
+          <w:pStyle w:val="Header"/>
+          <w:jc w:val="right"/>
+        </w:pPr>
+        <w:r>
+          <w:fldChar w:fldCharType="begin"/>
+        </w:r>
+        <w:r>
+          <w:instrText xml:space="preserve"> PAGE   \* MERGEFORMAT </w:instrText>
+        </w:r>
+        <w:r>
+          <w:fldChar w:fldCharType="separate"/>
+        </w:r>
+        <w:r>
+          <w:rPr>
+            <w:noProof/>
+          </w:rPr>
+          <w:t>2</w:t>
+        </w:r>
+        <w:r>
+          <w:rPr>
+            <w:noProof/>
+          </w:rPr>
+          <w:fldChar w:fldCharType="end"/>
+        </w:r>
+        <w:r>
+          <w:rPr>
+            <w:noProof/>
+          </w:rPr>
+          <w:t xml:space="preserve"> Mwangi</w:t>
+        </w:r>
+      </w:p>
+    </w:sdtContent>
+  </w:sdt>
+  <w:p>
+    <w:pPr>
+      <w:pStyle w:val="Header"/>
+    </w:pPr>
+  </w:p>
+</w:hdr>
+</file>
+
 <file path=word/numbering.xml><?xml version="1.0" encoding="utf-8"?>
 <w:numbering xmlns:wpc="http://schemas.microsoft.com/office/word/2010/wordprocessingCanvas" xmlns:cx="http://schemas.microsoft.com/office/drawing/2014/chartex" xmlns:cx1="http://schemas.microsoft.com/office/drawing/2015/9/8/chartex" xmlns:cx2="http://schemas.microsoft.com/office/drawing/2015/10/21/chartex" xmlns:cx3="http://schemas.microsoft.com/office/drawing/2016/5/9/chartex" xmlns:cx4="http://schemas.microsoft.com/office/drawing/2016/5/10/chartex" xmlns:cx5="http://schemas.microsoft.com/office/drawing/2016/5/11/chartex" xmlns:cx6="http://schemas.microsoft.com/office/drawing/2016/5/12/chartex" xmlns:cx7="http://schemas.microsoft.com/office/drawing/2016/5/13/chartex" xmlns:cx8="http://schemas.microsoft.com/office/drawing/2016/5/14/chartex" xmlns:mc="http://schemas.openxmlformats.org/markup-compatibility/2006" xmlns:aink="http://schemas.microsoft.com/office/drawing/2016/ink" xmlns:am3d="http://schemas.microsoft.com/office/drawing/2017/model3d" xmlns:o="urn:schemas-microsoft-com:office:office" xmlns:oel="http://schemas.microsoft.com/office/2019/extlst" xmlns:r="http://schemas.openxmlformats.org/officeDocument/2006/relationships" xmlns:m="http://schemas.openxmlformats.org/officeDocument/2006/math" xmlns:v="urn:schemas-microsoft-com:vml" xmlns:wp14="http://schemas.microsoft.com/office/word/2010/wordprocessingDrawing" xmlns:wp="http://schemas.openxmlformats.org/drawingml/2006/wordprocessingDrawing" xmlns:w10="urn:schemas-microsoft-com:office:word" xmlns:w="http://schemas.openxmlformats.org/wordprocessingml/2006/main" xmlns:w14="http://schemas.microsoft.com/office/word/2010/wordml" xmlns:w15="http://schemas.microsoft.com/office/word/2012/wordml" xmlns:w16cex="http://schemas.microsoft.com/office/word/2018/wordml/cex" xmlns:w16cid="http://schemas.microsoft.com/office/word/2016/wordml/cid" xmlns:w16="http://schemas.microsoft.com/office/word/2018/wordml" xmlns:w16du="http://schemas.microsoft.com/office/word/2023/wordml/word16du" xmlns:w16sdtdh="http://schemas.microsoft.com/office/word/2020/wordml/sdtdatahash" xmlns:w16sdtfl="http://schemas.microsoft.com/office/word/2024/wordml/sdtformatlock" xmlns:w16se="http://schemas.microsoft.com/office/word/2015/wordml/symex" xmlns:wpg="http://schemas.microsoft.com/office/word/2010/wordprocessingGroup" xmlns:wpi="http://schemas.microsoft.com/office/word/2010/wordprocessingInk" xmlns:wne="http://schemas.microsoft.com/office/word/2006/wordml" xmlns:wps="http://schemas.microsoft.com/office/word/2010/wordprocessingShape" mc:Ignorable="w14 w15 w16se w16cid w16 w16cex w16sdtdh w16sdtfl w16du wp14">
   <w:abstractNum w:abstractNumId="0" w15:restartNumberingAfterBreak="0">
@@ -1542,6 +3577,304 @@
     </w:lvl>
   </w:abstractNum>
   <w:abstractNum w:abstractNumId="4" w15:restartNumberingAfterBreak="0">
+    <w:nsid w:val="08DA332A"/>
+    <w:multiLevelType w:val="multilevel"/>
+    <w:tmpl w:val="1D4EA5DE"/>
+    <w:lvl w:ilvl="0">
+      <w:start w:val="1"/>
+      <w:numFmt w:val="bullet"/>
+      <w:lvlText w:val=""/>
+      <w:lvlJc w:val="left"/>
+      <w:pPr>
+        <w:tabs>
+          <w:tab w:val="num" w:pos="720"/>
+        </w:tabs>
+        <w:ind w:left="720" w:hanging="360"/>
+      </w:pPr>
+      <w:rPr>
+        <w:rFonts w:ascii="Symbol" w:hAnsi="Symbol" w:hint="default"/>
+        <w:sz w:val="20"/>
+      </w:rPr>
+    </w:lvl>
+    <w:lvl w:ilvl="1" w:tentative="1">
+      <w:start w:val="1"/>
+      <w:numFmt w:val="bullet"/>
+      <w:lvlText w:val="o"/>
+      <w:lvlJc w:val="left"/>
+      <w:pPr>
+        <w:tabs>
+          <w:tab w:val="num" w:pos="1440"/>
+        </w:tabs>
+        <w:ind w:left="1440" w:hanging="360"/>
+      </w:pPr>
+      <w:rPr>
+        <w:rFonts w:ascii="Courier New" w:hAnsi="Courier New" w:hint="default"/>
+        <w:sz w:val="20"/>
+      </w:rPr>
+    </w:lvl>
+    <w:lvl w:ilvl="2" w:tentative="1">
+      <w:start w:val="1"/>
+      <w:numFmt w:val="bullet"/>
+      <w:lvlText w:val=""/>
+      <w:lvlJc w:val="left"/>
+      <w:pPr>
+        <w:tabs>
+          <w:tab w:val="num" w:pos="2160"/>
+        </w:tabs>
+        <w:ind w:left="2160" w:hanging="360"/>
+      </w:pPr>
+      <w:rPr>
+        <w:rFonts w:ascii="Wingdings" w:hAnsi="Wingdings" w:hint="default"/>
+        <w:sz w:val="20"/>
+      </w:rPr>
+    </w:lvl>
+    <w:lvl w:ilvl="3" w:tentative="1">
+      <w:start w:val="1"/>
+      <w:numFmt w:val="bullet"/>
+      <w:lvlText w:val=""/>
+      <w:lvlJc w:val="left"/>
+      <w:pPr>
+        <w:tabs>
+          <w:tab w:val="num" w:pos="2880"/>
+        </w:tabs>
+        <w:ind w:left="2880" w:hanging="360"/>
+      </w:pPr>
+      <w:rPr>
+        <w:rFonts w:ascii="Wingdings" w:hAnsi="Wingdings" w:hint="default"/>
+        <w:sz w:val="20"/>
+      </w:rPr>
+    </w:lvl>
+    <w:lvl w:ilvl="4" w:tentative="1">
+      <w:start w:val="1"/>
+      <w:numFmt w:val="bullet"/>
+      <w:lvlText w:val=""/>
+      <w:lvlJc w:val="left"/>
+      <w:pPr>
+        <w:tabs>
+          <w:tab w:val="num" w:pos="3600"/>
+        </w:tabs>
+        <w:ind w:left="3600" w:hanging="360"/>
+      </w:pPr>
+      <w:rPr>
+        <w:rFonts w:ascii="Wingdings" w:hAnsi="Wingdings" w:hint="default"/>
+        <w:sz w:val="20"/>
+      </w:rPr>
+    </w:lvl>
+    <w:lvl w:ilvl="5" w:tentative="1">
+      <w:start w:val="1"/>
+      <w:numFmt w:val="bullet"/>
+      <w:lvlText w:val=""/>
+      <w:lvlJc w:val="left"/>
+      <w:pPr>
+        <w:tabs>
+          <w:tab w:val="num" w:pos="4320"/>
+        </w:tabs>
+        <w:ind w:left="4320" w:hanging="360"/>
+      </w:pPr>
+      <w:rPr>
+        <w:rFonts w:ascii="Wingdings" w:hAnsi="Wingdings" w:hint="default"/>
+        <w:sz w:val="20"/>
+      </w:rPr>
+    </w:lvl>
+    <w:lvl w:ilvl="6" w:tentative="1">
+      <w:start w:val="1"/>
+      <w:numFmt w:val="bullet"/>
+      <w:lvlText w:val=""/>
+      <w:lvlJc w:val="left"/>
+      <w:pPr>
+        <w:tabs>
+          <w:tab w:val="num" w:pos="5040"/>
+        </w:tabs>
+        <w:ind w:left="5040" w:hanging="360"/>
+      </w:pPr>
+      <w:rPr>
+        <w:rFonts w:ascii="Wingdings" w:hAnsi="Wingdings" w:hint="default"/>
+        <w:sz w:val="20"/>
+      </w:rPr>
+    </w:lvl>
+    <w:lvl w:ilvl="7" w:tentative="1">
+      <w:start w:val="1"/>
+      <w:numFmt w:val="bullet"/>
+      <w:lvlText w:val=""/>
+      <w:lvlJc w:val="left"/>
+      <w:pPr>
+        <w:tabs>
+          <w:tab w:val="num" w:pos="5760"/>
+        </w:tabs>
+        <w:ind w:left="5760" w:hanging="360"/>
+      </w:pPr>
+      <w:rPr>
+        <w:rFonts w:ascii="Wingdings" w:hAnsi="Wingdings" w:hint="default"/>
+        <w:sz w:val="20"/>
+      </w:rPr>
+    </w:lvl>
+    <w:lvl w:ilvl="8" w:tentative="1">
+      <w:start w:val="1"/>
+      <w:numFmt w:val="bullet"/>
+      <w:lvlText w:val=""/>
+      <w:lvlJc w:val="left"/>
+      <w:pPr>
+        <w:tabs>
+          <w:tab w:val="num" w:pos="6480"/>
+        </w:tabs>
+        <w:ind w:left="6480" w:hanging="360"/>
+      </w:pPr>
+      <w:rPr>
+        <w:rFonts w:ascii="Wingdings" w:hAnsi="Wingdings" w:hint="default"/>
+        <w:sz w:val="20"/>
+      </w:rPr>
+    </w:lvl>
+  </w:abstractNum>
+  <w:abstractNum w:abstractNumId="5" w15:restartNumberingAfterBreak="0">
+    <w:nsid w:val="0B7F2624"/>
+    <w:multiLevelType w:val="multilevel"/>
+    <w:tmpl w:val="DA08E8F0"/>
+    <w:lvl w:ilvl="0">
+      <w:start w:val="1"/>
+      <w:numFmt w:val="bullet"/>
+      <w:lvlText w:val=""/>
+      <w:lvlJc w:val="left"/>
+      <w:pPr>
+        <w:tabs>
+          <w:tab w:val="num" w:pos="720"/>
+        </w:tabs>
+        <w:ind w:left="720" w:hanging="360"/>
+      </w:pPr>
+      <w:rPr>
+        <w:rFonts w:ascii="Symbol" w:hAnsi="Symbol" w:hint="default"/>
+        <w:sz w:val="20"/>
+      </w:rPr>
+    </w:lvl>
+    <w:lvl w:ilvl="1" w:tentative="1">
+      <w:start w:val="1"/>
+      <w:numFmt w:val="bullet"/>
+      <w:lvlText w:val="o"/>
+      <w:lvlJc w:val="left"/>
+      <w:pPr>
+        <w:tabs>
+          <w:tab w:val="num" w:pos="1440"/>
+        </w:tabs>
+        <w:ind w:left="1440" w:hanging="360"/>
+      </w:pPr>
+      <w:rPr>
+        <w:rFonts w:ascii="Courier New" w:hAnsi="Courier New" w:hint="default"/>
+        <w:sz w:val="20"/>
+      </w:rPr>
+    </w:lvl>
+    <w:lvl w:ilvl="2" w:tentative="1">
+      <w:start w:val="1"/>
+      <w:numFmt w:val="bullet"/>
+      <w:lvlText w:val=""/>
+      <w:lvlJc w:val="left"/>
+      <w:pPr>
+        <w:tabs>
+          <w:tab w:val="num" w:pos="2160"/>
+        </w:tabs>
+        <w:ind w:left="2160" w:hanging="360"/>
+      </w:pPr>
+      <w:rPr>
+        <w:rFonts w:ascii="Wingdings" w:hAnsi="Wingdings" w:hint="default"/>
+        <w:sz w:val="20"/>
+      </w:rPr>
+    </w:lvl>
+    <w:lvl w:ilvl="3" w:tentative="1">
+      <w:start w:val="1"/>
+      <w:numFmt w:val="bullet"/>
+      <w:lvlText w:val=""/>
+      <w:lvlJc w:val="left"/>
+      <w:pPr>
+        <w:tabs>
+          <w:tab w:val="num" w:pos="2880"/>
+        </w:tabs>
+        <w:ind w:left="2880" w:hanging="360"/>
+      </w:pPr>
+      <w:rPr>
+        <w:rFonts w:ascii="Wingdings" w:hAnsi="Wingdings" w:hint="default"/>
+        <w:sz w:val="20"/>
+      </w:rPr>
+    </w:lvl>
+    <w:lvl w:ilvl="4" w:tentative="1">
+      <w:start w:val="1"/>
+      <w:numFmt w:val="bullet"/>
+      <w:lvlText w:val=""/>
+      <w:lvlJc w:val="left"/>
+      <w:pPr>
+        <w:tabs>
+          <w:tab w:val="num" w:pos="3600"/>
+        </w:tabs>
+        <w:ind w:left="3600" w:hanging="360"/>
+      </w:pPr>
+      <w:rPr>
+        <w:rFonts w:ascii="Wingdings" w:hAnsi="Wingdings" w:hint="default"/>
+        <w:sz w:val="20"/>
+      </w:rPr>
+    </w:lvl>
+    <w:lvl w:ilvl="5" w:tentative="1">
+      <w:start w:val="1"/>
+      <w:numFmt w:val="bullet"/>
+      <w:lvlText w:val=""/>
+      <w:lvlJc w:val="left"/>
+      <w:pPr>
+        <w:tabs>
+          <w:tab w:val="num" w:pos="4320"/>
+        </w:tabs>
+        <w:ind w:left="4320" w:hanging="360"/>
+      </w:pPr>
+      <w:rPr>
+        <w:rFonts w:ascii="Wingdings" w:hAnsi="Wingdings" w:hint="default"/>
+        <w:sz w:val="20"/>
+      </w:rPr>
+    </w:lvl>
+    <w:lvl w:ilvl="6" w:tentative="1">
+      <w:start w:val="1"/>
+      <w:numFmt w:val="bullet"/>
+      <w:lvlText w:val=""/>
+      <w:lvlJc w:val="left"/>
+      <w:pPr>
+        <w:tabs>
+          <w:tab w:val="num" w:pos="5040"/>
+        </w:tabs>
+        <w:ind w:left="5040" w:hanging="360"/>
+      </w:pPr>
+      <w:rPr>
+        <w:rFonts w:ascii="Wingdings" w:hAnsi="Wingdings" w:hint="default"/>
+        <w:sz w:val="20"/>
+      </w:rPr>
+    </w:lvl>
+    <w:lvl w:ilvl="7" w:tentative="1">
+      <w:start w:val="1"/>
+      <w:numFmt w:val="bullet"/>
+      <w:lvlText w:val=""/>
+      <w:lvlJc w:val="left"/>
+      <w:pPr>
+        <w:tabs>
+          <w:tab w:val="num" w:pos="5760"/>
+        </w:tabs>
+        <w:ind w:left="5760" w:hanging="360"/>
+      </w:pPr>
+      <w:rPr>
+        <w:rFonts w:ascii="Wingdings" w:hAnsi="Wingdings" w:hint="default"/>
+        <w:sz w:val="20"/>
+      </w:rPr>
+    </w:lvl>
+    <w:lvl w:ilvl="8" w:tentative="1">
+      <w:start w:val="1"/>
+      <w:numFmt w:val="bullet"/>
+      <w:lvlText w:val=""/>
+      <w:lvlJc w:val="left"/>
+      <w:pPr>
+        <w:tabs>
+          <w:tab w:val="num" w:pos="6480"/>
+        </w:tabs>
+        <w:ind w:left="6480" w:hanging="360"/>
+      </w:pPr>
+      <w:rPr>
+        <w:rFonts w:ascii="Wingdings" w:hAnsi="Wingdings" w:hint="default"/>
+        <w:sz w:val="20"/>
+      </w:rPr>
+    </w:lvl>
+  </w:abstractNum>
+  <w:abstractNum w:abstractNumId="6" w15:restartNumberingAfterBreak="0">
     <w:nsid w:val="0F8E5EEF"/>
     <w:multiLevelType w:val="hybridMultilevel"/>
     <w:tmpl w:val="6318E7E0"/>
@@ -1654,7 +3987,7 @@
       </w:rPr>
     </w:lvl>
   </w:abstractNum>
-  <w:abstractNum w:abstractNumId="5" w15:restartNumberingAfterBreak="0">
+  <w:abstractNum w:abstractNumId="7" w15:restartNumberingAfterBreak="0">
     <w:nsid w:val="15D42D08"/>
     <w:multiLevelType w:val="hybridMultilevel"/>
     <w:tmpl w:val="6C6CD8E4"/>
@@ -1767,7 +4100,7 @@
       </w:rPr>
     </w:lvl>
   </w:abstractNum>
-  <w:abstractNum w:abstractNumId="6" w15:restartNumberingAfterBreak="0">
+  <w:abstractNum w:abstractNumId="8" w15:restartNumberingAfterBreak="0">
     <w:nsid w:val="1B1D5660"/>
     <w:multiLevelType w:val="multilevel"/>
     <w:tmpl w:val="E5860BE2"/>
@@ -1916,7 +4249,7 @@
       </w:rPr>
     </w:lvl>
   </w:abstractNum>
-  <w:abstractNum w:abstractNumId="7" w15:restartNumberingAfterBreak="0">
+  <w:abstractNum w:abstractNumId="9" w15:restartNumberingAfterBreak="0">
     <w:nsid w:val="21660BA7"/>
     <w:multiLevelType w:val="multilevel"/>
     <w:tmpl w:val="920A3378"/>
@@ -2065,7 +4398,7 @@
       </w:rPr>
     </w:lvl>
   </w:abstractNum>
-  <w:abstractNum w:abstractNumId="8" w15:restartNumberingAfterBreak="0">
+  <w:abstractNum w:abstractNumId="10" w15:restartNumberingAfterBreak="0">
     <w:nsid w:val="228749F2"/>
     <w:multiLevelType w:val="multilevel"/>
     <w:tmpl w:val="11820084"/>
@@ -2214,7 +4547,156 @@
       </w:rPr>
     </w:lvl>
   </w:abstractNum>
-  <w:abstractNum w:abstractNumId="9" w15:restartNumberingAfterBreak="0">
+  <w:abstractNum w:abstractNumId="11" w15:restartNumberingAfterBreak="0">
+    <w:nsid w:val="2D6A6D95"/>
+    <w:multiLevelType w:val="multilevel"/>
+    <w:tmpl w:val="88F83BE6"/>
+    <w:lvl w:ilvl="0">
+      <w:start w:val="1"/>
+      <w:numFmt w:val="bullet"/>
+      <w:lvlText w:val=""/>
+      <w:lvlJc w:val="left"/>
+      <w:pPr>
+        <w:tabs>
+          <w:tab w:val="num" w:pos="720"/>
+        </w:tabs>
+        <w:ind w:left="720" w:hanging="360"/>
+      </w:pPr>
+      <w:rPr>
+        <w:rFonts w:ascii="Symbol" w:hAnsi="Symbol" w:hint="default"/>
+        <w:sz w:val="20"/>
+      </w:rPr>
+    </w:lvl>
+    <w:lvl w:ilvl="1" w:tentative="1">
+      <w:start w:val="1"/>
+      <w:numFmt w:val="bullet"/>
+      <w:lvlText w:val="o"/>
+      <w:lvlJc w:val="left"/>
+      <w:pPr>
+        <w:tabs>
+          <w:tab w:val="num" w:pos="1440"/>
+        </w:tabs>
+        <w:ind w:left="1440" w:hanging="360"/>
+      </w:pPr>
+      <w:rPr>
+        <w:rFonts w:ascii="Courier New" w:hAnsi="Courier New" w:hint="default"/>
+        <w:sz w:val="20"/>
+      </w:rPr>
+    </w:lvl>
+    <w:lvl w:ilvl="2" w:tentative="1">
+      <w:start w:val="1"/>
+      <w:numFmt w:val="bullet"/>
+      <w:lvlText w:val=""/>
+      <w:lvlJc w:val="left"/>
+      <w:pPr>
+        <w:tabs>
+          <w:tab w:val="num" w:pos="2160"/>
+        </w:tabs>
+        <w:ind w:left="2160" w:hanging="360"/>
+      </w:pPr>
+      <w:rPr>
+        <w:rFonts w:ascii="Wingdings" w:hAnsi="Wingdings" w:hint="default"/>
+        <w:sz w:val="20"/>
+      </w:rPr>
+    </w:lvl>
+    <w:lvl w:ilvl="3" w:tentative="1">
+      <w:start w:val="1"/>
+      <w:numFmt w:val="bullet"/>
+      <w:lvlText w:val=""/>
+      <w:lvlJc w:val="left"/>
+      <w:pPr>
+        <w:tabs>
+          <w:tab w:val="num" w:pos="2880"/>
+        </w:tabs>
+        <w:ind w:left="2880" w:hanging="360"/>
+      </w:pPr>
+      <w:rPr>
+        <w:rFonts w:ascii="Wingdings" w:hAnsi="Wingdings" w:hint="default"/>
+        <w:sz w:val="20"/>
+      </w:rPr>
+    </w:lvl>
+    <w:lvl w:ilvl="4" w:tentative="1">
+      <w:start w:val="1"/>
+      <w:numFmt w:val="bullet"/>
+      <w:lvlText w:val=""/>
+      <w:lvlJc w:val="left"/>
+      <w:pPr>
+        <w:tabs>
+          <w:tab w:val="num" w:pos="3600"/>
+        </w:tabs>
+        <w:ind w:left="3600" w:hanging="360"/>
+      </w:pPr>
+      <w:rPr>
+        <w:rFonts w:ascii="Wingdings" w:hAnsi="Wingdings" w:hint="default"/>
+        <w:sz w:val="20"/>
+      </w:rPr>
+    </w:lvl>
+    <w:lvl w:ilvl="5" w:tentative="1">
+      <w:start w:val="1"/>
+      <w:numFmt w:val="bullet"/>
+      <w:lvlText w:val=""/>
+      <w:lvlJc w:val="left"/>
+      <w:pPr>
+        <w:tabs>
+          <w:tab w:val="num" w:pos="4320"/>
+        </w:tabs>
+        <w:ind w:left="4320" w:hanging="360"/>
+      </w:pPr>
+      <w:rPr>
+        <w:rFonts w:ascii="Wingdings" w:hAnsi="Wingdings" w:hint="default"/>
+        <w:sz w:val="20"/>
+      </w:rPr>
+    </w:lvl>
+    <w:lvl w:ilvl="6" w:tentative="1">
+      <w:start w:val="1"/>
+      <w:numFmt w:val="bullet"/>
+      <w:lvlText w:val=""/>
+      <w:lvlJc w:val="left"/>
+      <w:pPr>
+        <w:tabs>
+          <w:tab w:val="num" w:pos="5040"/>
+        </w:tabs>
+        <w:ind w:left="5040" w:hanging="360"/>
+      </w:pPr>
+      <w:rPr>
+        <w:rFonts w:ascii="Wingdings" w:hAnsi="Wingdings" w:hint="default"/>
+        <w:sz w:val="20"/>
+      </w:rPr>
+    </w:lvl>
+    <w:lvl w:ilvl="7" w:tentative="1">
+      <w:start w:val="1"/>
+      <w:numFmt w:val="bullet"/>
+      <w:lvlText w:val=""/>
+      <w:lvlJc w:val="left"/>
+      <w:pPr>
+        <w:tabs>
+          <w:tab w:val="num" w:pos="5760"/>
+        </w:tabs>
+        <w:ind w:left="5760" w:hanging="360"/>
+      </w:pPr>
+      <w:rPr>
+        <w:rFonts w:ascii="Wingdings" w:hAnsi="Wingdings" w:hint="default"/>
+        <w:sz w:val="20"/>
+      </w:rPr>
+    </w:lvl>
+    <w:lvl w:ilvl="8" w:tentative="1">
+      <w:start w:val="1"/>
+      <w:numFmt w:val="bullet"/>
+      <w:lvlText w:val=""/>
+      <w:lvlJc w:val="left"/>
+      <w:pPr>
+        <w:tabs>
+          <w:tab w:val="num" w:pos="6480"/>
+        </w:tabs>
+        <w:ind w:left="6480" w:hanging="360"/>
+      </w:pPr>
+      <w:rPr>
+        <w:rFonts w:ascii="Wingdings" w:hAnsi="Wingdings" w:hint="default"/>
+        <w:sz w:val="20"/>
+      </w:rPr>
+    </w:lvl>
+  </w:abstractNum>
+  <w:abstractNum w:abstractNumId="12" w15:restartNumberingAfterBreak="0">
     <w:nsid w:val="38597F73"/>
     <w:multiLevelType w:val="multilevel"/>
     <w:tmpl w:val="4D260ED2"/>
@@ -2363,7 +4845,7 @@
       </w:rPr>
     </w:lvl>
   </w:abstractNum>
-  <w:abstractNum w:abstractNumId="10" w15:restartNumberingAfterBreak="0">
+  <w:abstractNum w:abstractNumId="13" w15:restartNumberingAfterBreak="0">
     <w:nsid w:val="38E9762A"/>
     <w:multiLevelType w:val="multilevel"/>
     <w:tmpl w:val="14A2F6EA"/>
@@ -2512,7 +4994,305 @@
       </w:rPr>
     </w:lvl>
   </w:abstractNum>
-  <w:abstractNum w:abstractNumId="11" w15:restartNumberingAfterBreak="0">
+  <w:abstractNum w:abstractNumId="14" w15:restartNumberingAfterBreak="0">
+    <w:nsid w:val="40B93787"/>
+    <w:multiLevelType w:val="multilevel"/>
+    <w:tmpl w:val="D390DA28"/>
+    <w:lvl w:ilvl="0">
+      <w:start w:val="1"/>
+      <w:numFmt w:val="bullet"/>
+      <w:lvlText w:val=""/>
+      <w:lvlJc w:val="left"/>
+      <w:pPr>
+        <w:tabs>
+          <w:tab w:val="num" w:pos="720"/>
+        </w:tabs>
+        <w:ind w:left="720" w:hanging="360"/>
+      </w:pPr>
+      <w:rPr>
+        <w:rFonts w:ascii="Symbol" w:hAnsi="Symbol" w:hint="default"/>
+        <w:sz w:val="20"/>
+      </w:rPr>
+    </w:lvl>
+    <w:lvl w:ilvl="1" w:tentative="1">
+      <w:start w:val="1"/>
+      <w:numFmt w:val="bullet"/>
+      <w:lvlText w:val="o"/>
+      <w:lvlJc w:val="left"/>
+      <w:pPr>
+        <w:tabs>
+          <w:tab w:val="num" w:pos="1440"/>
+        </w:tabs>
+        <w:ind w:left="1440" w:hanging="360"/>
+      </w:pPr>
+      <w:rPr>
+        <w:rFonts w:ascii="Courier New" w:hAnsi="Courier New" w:hint="default"/>
+        <w:sz w:val="20"/>
+      </w:rPr>
+    </w:lvl>
+    <w:lvl w:ilvl="2" w:tentative="1">
+      <w:start w:val="1"/>
+      <w:numFmt w:val="bullet"/>
+      <w:lvlText w:val=""/>
+      <w:lvlJc w:val="left"/>
+      <w:pPr>
+        <w:tabs>
+          <w:tab w:val="num" w:pos="2160"/>
+        </w:tabs>
+        <w:ind w:left="2160" w:hanging="360"/>
+      </w:pPr>
+      <w:rPr>
+        <w:rFonts w:ascii="Wingdings" w:hAnsi="Wingdings" w:hint="default"/>
+        <w:sz w:val="20"/>
+      </w:rPr>
+    </w:lvl>
+    <w:lvl w:ilvl="3" w:tentative="1">
+      <w:start w:val="1"/>
+      <w:numFmt w:val="bullet"/>
+      <w:lvlText w:val=""/>
+      <w:lvlJc w:val="left"/>
+      <w:pPr>
+        <w:tabs>
+          <w:tab w:val="num" w:pos="2880"/>
+        </w:tabs>
+        <w:ind w:left="2880" w:hanging="360"/>
+      </w:pPr>
+      <w:rPr>
+        <w:rFonts w:ascii="Wingdings" w:hAnsi="Wingdings" w:hint="default"/>
+        <w:sz w:val="20"/>
+      </w:rPr>
+    </w:lvl>
+    <w:lvl w:ilvl="4" w:tentative="1">
+      <w:start w:val="1"/>
+      <w:numFmt w:val="bullet"/>
+      <w:lvlText w:val=""/>
+      <w:lvlJc w:val="left"/>
+      <w:pPr>
+        <w:tabs>
+          <w:tab w:val="num" w:pos="3600"/>
+        </w:tabs>
+        <w:ind w:left="3600" w:hanging="360"/>
+      </w:pPr>
+      <w:rPr>
+        <w:rFonts w:ascii="Wingdings" w:hAnsi="Wingdings" w:hint="default"/>
+        <w:sz w:val="20"/>
+      </w:rPr>
+    </w:lvl>
+    <w:lvl w:ilvl="5" w:tentative="1">
+      <w:start w:val="1"/>
+      <w:numFmt w:val="bullet"/>
+      <w:lvlText w:val=""/>
+      <w:lvlJc w:val="left"/>
+      <w:pPr>
+        <w:tabs>
+          <w:tab w:val="num" w:pos="4320"/>
+        </w:tabs>
+        <w:ind w:left="4320" w:hanging="360"/>
+      </w:pPr>
+      <w:rPr>
+        <w:rFonts w:ascii="Wingdings" w:hAnsi="Wingdings" w:hint="default"/>
+        <w:sz w:val="20"/>
+      </w:rPr>
+    </w:lvl>
+    <w:lvl w:ilvl="6" w:tentative="1">
+      <w:start w:val="1"/>
+      <w:numFmt w:val="bullet"/>
+      <w:lvlText w:val=""/>
+      <w:lvlJc w:val="left"/>
+      <w:pPr>
+        <w:tabs>
+          <w:tab w:val="num" w:pos="5040"/>
+        </w:tabs>
+        <w:ind w:left="5040" w:hanging="360"/>
+      </w:pPr>
+      <w:rPr>
+        <w:rFonts w:ascii="Wingdings" w:hAnsi="Wingdings" w:hint="default"/>
+        <w:sz w:val="20"/>
+      </w:rPr>
+    </w:lvl>
+    <w:lvl w:ilvl="7" w:tentative="1">
+      <w:start w:val="1"/>
+      <w:numFmt w:val="bullet"/>
+      <w:lvlText w:val=""/>
+      <w:lvlJc w:val="left"/>
+      <w:pPr>
+        <w:tabs>
+          <w:tab w:val="num" w:pos="5760"/>
+        </w:tabs>
+        <w:ind w:left="5760" w:hanging="360"/>
+      </w:pPr>
+      <w:rPr>
+        <w:rFonts w:ascii="Wingdings" w:hAnsi="Wingdings" w:hint="default"/>
+        <w:sz w:val="20"/>
+      </w:rPr>
+    </w:lvl>
+    <w:lvl w:ilvl="8" w:tentative="1">
+      <w:start w:val="1"/>
+      <w:numFmt w:val="bullet"/>
+      <w:lvlText w:val=""/>
+      <w:lvlJc w:val="left"/>
+      <w:pPr>
+        <w:tabs>
+          <w:tab w:val="num" w:pos="6480"/>
+        </w:tabs>
+        <w:ind w:left="6480" w:hanging="360"/>
+      </w:pPr>
+      <w:rPr>
+        <w:rFonts w:ascii="Wingdings" w:hAnsi="Wingdings" w:hint="default"/>
+        <w:sz w:val="20"/>
+      </w:rPr>
+    </w:lvl>
+  </w:abstractNum>
+  <w:abstractNum w:abstractNumId="15" w15:restartNumberingAfterBreak="0">
+    <w:nsid w:val="443E5184"/>
+    <w:multiLevelType w:val="multilevel"/>
+    <w:tmpl w:val="1BD04B6C"/>
+    <w:lvl w:ilvl="0">
+      <w:start w:val="1"/>
+      <w:numFmt w:val="bullet"/>
+      <w:lvlText w:val=""/>
+      <w:lvlJc w:val="left"/>
+      <w:pPr>
+        <w:tabs>
+          <w:tab w:val="num" w:pos="720"/>
+        </w:tabs>
+        <w:ind w:left="720" w:hanging="360"/>
+      </w:pPr>
+      <w:rPr>
+        <w:rFonts w:ascii="Symbol" w:hAnsi="Symbol" w:hint="default"/>
+        <w:sz w:val="20"/>
+      </w:rPr>
+    </w:lvl>
+    <w:lvl w:ilvl="1" w:tentative="1">
+      <w:start w:val="1"/>
+      <w:numFmt w:val="bullet"/>
+      <w:lvlText w:val="o"/>
+      <w:lvlJc w:val="left"/>
+      <w:pPr>
+        <w:tabs>
+          <w:tab w:val="num" w:pos="1440"/>
+        </w:tabs>
+        <w:ind w:left="1440" w:hanging="360"/>
+      </w:pPr>
+      <w:rPr>
+        <w:rFonts w:ascii="Courier New" w:hAnsi="Courier New" w:hint="default"/>
+        <w:sz w:val="20"/>
+      </w:rPr>
+    </w:lvl>
+    <w:lvl w:ilvl="2" w:tentative="1">
+      <w:start w:val="1"/>
+      <w:numFmt w:val="bullet"/>
+      <w:lvlText w:val=""/>
+      <w:lvlJc w:val="left"/>
+      <w:pPr>
+        <w:tabs>
+          <w:tab w:val="num" w:pos="2160"/>
+        </w:tabs>
+        <w:ind w:left="2160" w:hanging="360"/>
+      </w:pPr>
+      <w:rPr>
+        <w:rFonts w:ascii="Wingdings" w:hAnsi="Wingdings" w:hint="default"/>
+        <w:sz w:val="20"/>
+      </w:rPr>
+    </w:lvl>
+    <w:lvl w:ilvl="3" w:tentative="1">
+      <w:start w:val="1"/>
+      <w:numFmt w:val="bullet"/>
+      <w:lvlText w:val=""/>
+      <w:lvlJc w:val="left"/>
+      <w:pPr>
+        <w:tabs>
+          <w:tab w:val="num" w:pos="2880"/>
+        </w:tabs>
+        <w:ind w:left="2880" w:hanging="360"/>
+      </w:pPr>
+      <w:rPr>
+        <w:rFonts w:ascii="Wingdings" w:hAnsi="Wingdings" w:hint="default"/>
+        <w:sz w:val="20"/>
+      </w:rPr>
+    </w:lvl>
+    <w:lvl w:ilvl="4" w:tentative="1">
+      <w:start w:val="1"/>
+      <w:numFmt w:val="bullet"/>
+      <w:lvlText w:val=""/>
+      <w:lvlJc w:val="left"/>
+      <w:pPr>
+        <w:tabs>
+          <w:tab w:val="num" w:pos="3600"/>
+        </w:tabs>
+        <w:ind w:left="3600" w:hanging="360"/>
+      </w:pPr>
+      <w:rPr>
+        <w:rFonts w:ascii="Wingdings" w:hAnsi="Wingdings" w:hint="default"/>
+        <w:sz w:val="20"/>
+      </w:rPr>
+    </w:lvl>
+    <w:lvl w:ilvl="5" w:tentative="1">
+      <w:start w:val="1"/>
+      <w:numFmt w:val="bullet"/>
+      <w:lvlText w:val=""/>
+      <w:lvlJc w:val="left"/>
+      <w:pPr>
+        <w:tabs>
+          <w:tab w:val="num" w:pos="4320"/>
+        </w:tabs>
+        <w:ind w:left="4320" w:hanging="360"/>
+      </w:pPr>
+      <w:rPr>
+        <w:rFonts w:ascii="Wingdings" w:hAnsi="Wingdings" w:hint="default"/>
+        <w:sz w:val="20"/>
+      </w:rPr>
+    </w:lvl>
+    <w:lvl w:ilvl="6" w:tentative="1">
+      <w:start w:val="1"/>
+      <w:numFmt w:val="bullet"/>
+      <w:lvlText w:val=""/>
+      <w:lvlJc w:val="left"/>
+      <w:pPr>
+        <w:tabs>
+          <w:tab w:val="num" w:pos="5040"/>
+        </w:tabs>
+        <w:ind w:left="5040" w:hanging="360"/>
+      </w:pPr>
+      <w:rPr>
+        <w:rFonts w:ascii="Wingdings" w:hAnsi="Wingdings" w:hint="default"/>
+        <w:sz w:val="20"/>
+      </w:rPr>
+    </w:lvl>
+    <w:lvl w:ilvl="7" w:tentative="1">
+      <w:start w:val="1"/>
+      <w:numFmt w:val="bullet"/>
+      <w:lvlText w:val=""/>
+      <w:lvlJc w:val="left"/>
+      <w:pPr>
+        <w:tabs>
+          <w:tab w:val="num" w:pos="5760"/>
+        </w:tabs>
+        <w:ind w:left="5760" w:hanging="360"/>
+      </w:pPr>
+      <w:rPr>
+        <w:rFonts w:ascii="Wingdings" w:hAnsi="Wingdings" w:hint="default"/>
+        <w:sz w:val="20"/>
+      </w:rPr>
+    </w:lvl>
+    <w:lvl w:ilvl="8" w:tentative="1">
+      <w:start w:val="1"/>
+      <w:numFmt w:val="bullet"/>
+      <w:lvlText w:val=""/>
+      <w:lvlJc w:val="left"/>
+      <w:pPr>
+        <w:tabs>
+          <w:tab w:val="num" w:pos="6480"/>
+        </w:tabs>
+        <w:ind w:left="6480" w:hanging="360"/>
+      </w:pPr>
+      <w:rPr>
+        <w:rFonts w:ascii="Wingdings" w:hAnsi="Wingdings" w:hint="default"/>
+        <w:sz w:val="20"/>
+      </w:rPr>
+    </w:lvl>
+  </w:abstractNum>
+  <w:abstractNum w:abstractNumId="16" w15:restartNumberingAfterBreak="0">
     <w:nsid w:val="46F273CB"/>
     <w:multiLevelType w:val="hybridMultilevel"/>
     <w:tmpl w:val="0C1AB5F2"/>
@@ -2625,7 +5405,7 @@
       </w:rPr>
     </w:lvl>
   </w:abstractNum>
-  <w:abstractNum w:abstractNumId="12" w15:restartNumberingAfterBreak="0">
+  <w:abstractNum w:abstractNumId="17" w15:restartNumberingAfterBreak="0">
     <w:nsid w:val="4F1D61BA"/>
     <w:multiLevelType w:val="multilevel"/>
     <w:tmpl w:val="B092598A"/>
@@ -2774,7 +5554,305 @@
       </w:rPr>
     </w:lvl>
   </w:abstractNum>
-  <w:abstractNum w:abstractNumId="13" w15:restartNumberingAfterBreak="0">
+  <w:abstractNum w:abstractNumId="18" w15:restartNumberingAfterBreak="0">
+    <w:nsid w:val="50D553F1"/>
+    <w:multiLevelType w:val="multilevel"/>
+    <w:tmpl w:val="0E40F390"/>
+    <w:lvl w:ilvl="0">
+      <w:start w:val="1"/>
+      <w:numFmt w:val="bullet"/>
+      <w:lvlText w:val=""/>
+      <w:lvlJc w:val="left"/>
+      <w:pPr>
+        <w:tabs>
+          <w:tab w:val="num" w:pos="720"/>
+        </w:tabs>
+        <w:ind w:left="720" w:hanging="360"/>
+      </w:pPr>
+      <w:rPr>
+        <w:rFonts w:ascii="Symbol" w:hAnsi="Symbol" w:hint="default"/>
+        <w:sz w:val="20"/>
+      </w:rPr>
+    </w:lvl>
+    <w:lvl w:ilvl="1" w:tentative="1">
+      <w:start w:val="1"/>
+      <w:numFmt w:val="bullet"/>
+      <w:lvlText w:val="o"/>
+      <w:lvlJc w:val="left"/>
+      <w:pPr>
+        <w:tabs>
+          <w:tab w:val="num" w:pos="1440"/>
+        </w:tabs>
+        <w:ind w:left="1440" w:hanging="360"/>
+      </w:pPr>
+      <w:rPr>
+        <w:rFonts w:ascii="Courier New" w:hAnsi="Courier New" w:hint="default"/>
+        <w:sz w:val="20"/>
+      </w:rPr>
+    </w:lvl>
+    <w:lvl w:ilvl="2" w:tentative="1">
+      <w:start w:val="1"/>
+      <w:numFmt w:val="bullet"/>
+      <w:lvlText w:val=""/>
+      <w:lvlJc w:val="left"/>
+      <w:pPr>
+        <w:tabs>
+          <w:tab w:val="num" w:pos="2160"/>
+        </w:tabs>
+        <w:ind w:left="2160" w:hanging="360"/>
+      </w:pPr>
+      <w:rPr>
+        <w:rFonts w:ascii="Wingdings" w:hAnsi="Wingdings" w:hint="default"/>
+        <w:sz w:val="20"/>
+      </w:rPr>
+    </w:lvl>
+    <w:lvl w:ilvl="3" w:tentative="1">
+      <w:start w:val="1"/>
+      <w:numFmt w:val="bullet"/>
+      <w:lvlText w:val=""/>
+      <w:lvlJc w:val="left"/>
+      <w:pPr>
+        <w:tabs>
+          <w:tab w:val="num" w:pos="2880"/>
+        </w:tabs>
+        <w:ind w:left="2880" w:hanging="360"/>
+      </w:pPr>
+      <w:rPr>
+        <w:rFonts w:ascii="Wingdings" w:hAnsi="Wingdings" w:hint="default"/>
+        <w:sz w:val="20"/>
+      </w:rPr>
+    </w:lvl>
+    <w:lvl w:ilvl="4" w:tentative="1">
+      <w:start w:val="1"/>
+      <w:numFmt w:val="bullet"/>
+      <w:lvlText w:val=""/>
+      <w:lvlJc w:val="left"/>
+      <w:pPr>
+        <w:tabs>
+          <w:tab w:val="num" w:pos="3600"/>
+        </w:tabs>
+        <w:ind w:left="3600" w:hanging="360"/>
+      </w:pPr>
+      <w:rPr>
+        <w:rFonts w:ascii="Wingdings" w:hAnsi="Wingdings" w:hint="default"/>
+        <w:sz w:val="20"/>
+      </w:rPr>
+    </w:lvl>
+    <w:lvl w:ilvl="5" w:tentative="1">
+      <w:start w:val="1"/>
+      <w:numFmt w:val="bullet"/>
+      <w:lvlText w:val=""/>
+      <w:lvlJc w:val="left"/>
+      <w:pPr>
+        <w:tabs>
+          <w:tab w:val="num" w:pos="4320"/>
+        </w:tabs>
+        <w:ind w:left="4320" w:hanging="360"/>
+      </w:pPr>
+      <w:rPr>
+        <w:rFonts w:ascii="Wingdings" w:hAnsi="Wingdings" w:hint="default"/>
+        <w:sz w:val="20"/>
+      </w:rPr>
+    </w:lvl>
+    <w:lvl w:ilvl="6" w:tentative="1">
+      <w:start w:val="1"/>
+      <w:numFmt w:val="bullet"/>
+      <w:lvlText w:val=""/>
+      <w:lvlJc w:val="left"/>
+      <w:pPr>
+        <w:tabs>
+          <w:tab w:val="num" w:pos="5040"/>
+        </w:tabs>
+        <w:ind w:left="5040" w:hanging="360"/>
+      </w:pPr>
+      <w:rPr>
+        <w:rFonts w:ascii="Wingdings" w:hAnsi="Wingdings" w:hint="default"/>
+        <w:sz w:val="20"/>
+      </w:rPr>
+    </w:lvl>
+    <w:lvl w:ilvl="7" w:tentative="1">
+      <w:start w:val="1"/>
+      <w:numFmt w:val="bullet"/>
+      <w:lvlText w:val=""/>
+      <w:lvlJc w:val="left"/>
+      <w:pPr>
+        <w:tabs>
+          <w:tab w:val="num" w:pos="5760"/>
+        </w:tabs>
+        <w:ind w:left="5760" w:hanging="360"/>
+      </w:pPr>
+      <w:rPr>
+        <w:rFonts w:ascii="Wingdings" w:hAnsi="Wingdings" w:hint="default"/>
+        <w:sz w:val="20"/>
+      </w:rPr>
+    </w:lvl>
+    <w:lvl w:ilvl="8" w:tentative="1">
+      <w:start w:val="1"/>
+      <w:numFmt w:val="bullet"/>
+      <w:lvlText w:val=""/>
+      <w:lvlJc w:val="left"/>
+      <w:pPr>
+        <w:tabs>
+          <w:tab w:val="num" w:pos="6480"/>
+        </w:tabs>
+        <w:ind w:left="6480" w:hanging="360"/>
+      </w:pPr>
+      <w:rPr>
+        <w:rFonts w:ascii="Wingdings" w:hAnsi="Wingdings" w:hint="default"/>
+        <w:sz w:val="20"/>
+      </w:rPr>
+    </w:lvl>
+  </w:abstractNum>
+  <w:abstractNum w:abstractNumId="19" w15:restartNumberingAfterBreak="0">
+    <w:nsid w:val="511603F7"/>
+    <w:multiLevelType w:val="multilevel"/>
+    <w:tmpl w:val="B254D74C"/>
+    <w:lvl w:ilvl="0">
+      <w:start w:val="1"/>
+      <w:numFmt w:val="bullet"/>
+      <w:lvlText w:val=""/>
+      <w:lvlJc w:val="left"/>
+      <w:pPr>
+        <w:tabs>
+          <w:tab w:val="num" w:pos="720"/>
+        </w:tabs>
+        <w:ind w:left="720" w:hanging="360"/>
+      </w:pPr>
+      <w:rPr>
+        <w:rFonts w:ascii="Symbol" w:hAnsi="Symbol" w:hint="default"/>
+        <w:sz w:val="20"/>
+      </w:rPr>
+    </w:lvl>
+    <w:lvl w:ilvl="1" w:tentative="1">
+      <w:start w:val="1"/>
+      <w:numFmt w:val="bullet"/>
+      <w:lvlText w:val="o"/>
+      <w:lvlJc w:val="left"/>
+      <w:pPr>
+        <w:tabs>
+          <w:tab w:val="num" w:pos="1440"/>
+        </w:tabs>
+        <w:ind w:left="1440" w:hanging="360"/>
+      </w:pPr>
+      <w:rPr>
+        <w:rFonts w:ascii="Courier New" w:hAnsi="Courier New" w:hint="default"/>
+        <w:sz w:val="20"/>
+      </w:rPr>
+    </w:lvl>
+    <w:lvl w:ilvl="2" w:tentative="1">
+      <w:start w:val="1"/>
+      <w:numFmt w:val="bullet"/>
+      <w:lvlText w:val=""/>
+      <w:lvlJc w:val="left"/>
+      <w:pPr>
+        <w:tabs>
+          <w:tab w:val="num" w:pos="2160"/>
+        </w:tabs>
+        <w:ind w:left="2160" w:hanging="360"/>
+      </w:pPr>
+      <w:rPr>
+        <w:rFonts w:ascii="Wingdings" w:hAnsi="Wingdings" w:hint="default"/>
+        <w:sz w:val="20"/>
+      </w:rPr>
+    </w:lvl>
+    <w:lvl w:ilvl="3" w:tentative="1">
+      <w:start w:val="1"/>
+      <w:numFmt w:val="bullet"/>
+      <w:lvlText w:val=""/>
+      <w:lvlJc w:val="left"/>
+      <w:pPr>
+        <w:tabs>
+          <w:tab w:val="num" w:pos="2880"/>
+        </w:tabs>
+        <w:ind w:left="2880" w:hanging="360"/>
+      </w:pPr>
+      <w:rPr>
+        <w:rFonts w:ascii="Wingdings" w:hAnsi="Wingdings" w:hint="default"/>
+        <w:sz w:val="20"/>
+      </w:rPr>
+    </w:lvl>
+    <w:lvl w:ilvl="4" w:tentative="1">
+      <w:start w:val="1"/>
+      <w:numFmt w:val="bullet"/>
+      <w:lvlText w:val=""/>
+      <w:lvlJc w:val="left"/>
+      <w:pPr>
+        <w:tabs>
+          <w:tab w:val="num" w:pos="3600"/>
+        </w:tabs>
+        <w:ind w:left="3600" w:hanging="360"/>
+      </w:pPr>
+      <w:rPr>
+        <w:rFonts w:ascii="Wingdings" w:hAnsi="Wingdings" w:hint="default"/>
+        <w:sz w:val="20"/>
+      </w:rPr>
+    </w:lvl>
+    <w:lvl w:ilvl="5" w:tentative="1">
+      <w:start w:val="1"/>
+      <w:numFmt w:val="bullet"/>
+      <w:lvlText w:val=""/>
+      <w:lvlJc w:val="left"/>
+      <w:pPr>
+        <w:tabs>
+          <w:tab w:val="num" w:pos="4320"/>
+        </w:tabs>
+        <w:ind w:left="4320" w:hanging="360"/>
+      </w:pPr>
+      <w:rPr>
+        <w:rFonts w:ascii="Wingdings" w:hAnsi="Wingdings" w:hint="default"/>
+        <w:sz w:val="20"/>
+      </w:rPr>
+    </w:lvl>
+    <w:lvl w:ilvl="6" w:tentative="1">
+      <w:start w:val="1"/>
+      <w:numFmt w:val="bullet"/>
+      <w:lvlText w:val=""/>
+      <w:lvlJc w:val="left"/>
+      <w:pPr>
+        <w:tabs>
+          <w:tab w:val="num" w:pos="5040"/>
+        </w:tabs>
+        <w:ind w:left="5040" w:hanging="360"/>
+      </w:pPr>
+      <w:rPr>
+        <w:rFonts w:ascii="Wingdings" w:hAnsi="Wingdings" w:hint="default"/>
+        <w:sz w:val="20"/>
+      </w:rPr>
+    </w:lvl>
+    <w:lvl w:ilvl="7" w:tentative="1">
+      <w:start w:val="1"/>
+      <w:numFmt w:val="bullet"/>
+      <w:lvlText w:val=""/>
+      <w:lvlJc w:val="left"/>
+      <w:pPr>
+        <w:tabs>
+          <w:tab w:val="num" w:pos="5760"/>
+        </w:tabs>
+        <w:ind w:left="5760" w:hanging="360"/>
+      </w:pPr>
+      <w:rPr>
+        <w:rFonts w:ascii="Wingdings" w:hAnsi="Wingdings" w:hint="default"/>
+        <w:sz w:val="20"/>
+      </w:rPr>
+    </w:lvl>
+    <w:lvl w:ilvl="8" w:tentative="1">
+      <w:start w:val="1"/>
+      <w:numFmt w:val="bullet"/>
+      <w:lvlText w:val=""/>
+      <w:lvlJc w:val="left"/>
+      <w:pPr>
+        <w:tabs>
+          <w:tab w:val="num" w:pos="6480"/>
+        </w:tabs>
+        <w:ind w:left="6480" w:hanging="360"/>
+      </w:pPr>
+      <w:rPr>
+        <w:rFonts w:ascii="Wingdings" w:hAnsi="Wingdings" w:hint="default"/>
+        <w:sz w:val="20"/>
+      </w:rPr>
+    </w:lvl>
+  </w:abstractNum>
+  <w:abstractNum w:abstractNumId="20" w15:restartNumberingAfterBreak="0">
     <w:nsid w:val="52DE640D"/>
     <w:multiLevelType w:val="multilevel"/>
     <w:tmpl w:val="3DEC0EAE"/>
@@ -2923,7 +6001,7 @@
       </w:rPr>
     </w:lvl>
   </w:abstractNum>
-  <w:abstractNum w:abstractNumId="14" w15:restartNumberingAfterBreak="0">
+  <w:abstractNum w:abstractNumId="21" w15:restartNumberingAfterBreak="0">
     <w:nsid w:val="609613FB"/>
     <w:multiLevelType w:val="multilevel"/>
     <w:tmpl w:val="6846A8F0"/>
@@ -3072,14 +6150,312 @@
       </w:rPr>
     </w:lvl>
   </w:abstractNum>
+  <w:abstractNum w:abstractNumId="22" w15:restartNumberingAfterBreak="0">
+    <w:nsid w:val="62B038DB"/>
+    <w:multiLevelType w:val="multilevel"/>
+    <w:tmpl w:val="BEBA9DB6"/>
+    <w:lvl w:ilvl="0">
+      <w:start w:val="1"/>
+      <w:numFmt w:val="bullet"/>
+      <w:lvlText w:val=""/>
+      <w:lvlJc w:val="left"/>
+      <w:pPr>
+        <w:tabs>
+          <w:tab w:val="num" w:pos="720"/>
+        </w:tabs>
+        <w:ind w:left="720" w:hanging="360"/>
+      </w:pPr>
+      <w:rPr>
+        <w:rFonts w:ascii="Symbol" w:hAnsi="Symbol" w:hint="default"/>
+        <w:sz w:val="20"/>
+      </w:rPr>
+    </w:lvl>
+    <w:lvl w:ilvl="1" w:tentative="1">
+      <w:start w:val="1"/>
+      <w:numFmt w:val="bullet"/>
+      <w:lvlText w:val="o"/>
+      <w:lvlJc w:val="left"/>
+      <w:pPr>
+        <w:tabs>
+          <w:tab w:val="num" w:pos="1440"/>
+        </w:tabs>
+        <w:ind w:left="1440" w:hanging="360"/>
+      </w:pPr>
+      <w:rPr>
+        <w:rFonts w:ascii="Courier New" w:hAnsi="Courier New" w:hint="default"/>
+        <w:sz w:val="20"/>
+      </w:rPr>
+    </w:lvl>
+    <w:lvl w:ilvl="2" w:tentative="1">
+      <w:start w:val="1"/>
+      <w:numFmt w:val="bullet"/>
+      <w:lvlText w:val=""/>
+      <w:lvlJc w:val="left"/>
+      <w:pPr>
+        <w:tabs>
+          <w:tab w:val="num" w:pos="2160"/>
+        </w:tabs>
+        <w:ind w:left="2160" w:hanging="360"/>
+      </w:pPr>
+      <w:rPr>
+        <w:rFonts w:ascii="Wingdings" w:hAnsi="Wingdings" w:hint="default"/>
+        <w:sz w:val="20"/>
+      </w:rPr>
+    </w:lvl>
+    <w:lvl w:ilvl="3" w:tentative="1">
+      <w:start w:val="1"/>
+      <w:numFmt w:val="bullet"/>
+      <w:lvlText w:val=""/>
+      <w:lvlJc w:val="left"/>
+      <w:pPr>
+        <w:tabs>
+          <w:tab w:val="num" w:pos="2880"/>
+        </w:tabs>
+        <w:ind w:left="2880" w:hanging="360"/>
+      </w:pPr>
+      <w:rPr>
+        <w:rFonts w:ascii="Wingdings" w:hAnsi="Wingdings" w:hint="default"/>
+        <w:sz w:val="20"/>
+      </w:rPr>
+    </w:lvl>
+    <w:lvl w:ilvl="4" w:tentative="1">
+      <w:start w:val="1"/>
+      <w:numFmt w:val="bullet"/>
+      <w:lvlText w:val=""/>
+      <w:lvlJc w:val="left"/>
+      <w:pPr>
+        <w:tabs>
+          <w:tab w:val="num" w:pos="3600"/>
+        </w:tabs>
+        <w:ind w:left="3600" w:hanging="360"/>
+      </w:pPr>
+      <w:rPr>
+        <w:rFonts w:ascii="Wingdings" w:hAnsi="Wingdings" w:hint="default"/>
+        <w:sz w:val="20"/>
+      </w:rPr>
+    </w:lvl>
+    <w:lvl w:ilvl="5" w:tentative="1">
+      <w:start w:val="1"/>
+      <w:numFmt w:val="bullet"/>
+      <w:lvlText w:val=""/>
+      <w:lvlJc w:val="left"/>
+      <w:pPr>
+        <w:tabs>
+          <w:tab w:val="num" w:pos="4320"/>
+        </w:tabs>
+        <w:ind w:left="4320" w:hanging="360"/>
+      </w:pPr>
+      <w:rPr>
+        <w:rFonts w:ascii="Wingdings" w:hAnsi="Wingdings" w:hint="default"/>
+        <w:sz w:val="20"/>
+      </w:rPr>
+    </w:lvl>
+    <w:lvl w:ilvl="6" w:tentative="1">
+      <w:start w:val="1"/>
+      <w:numFmt w:val="bullet"/>
+      <w:lvlText w:val=""/>
+      <w:lvlJc w:val="left"/>
+      <w:pPr>
+        <w:tabs>
+          <w:tab w:val="num" w:pos="5040"/>
+        </w:tabs>
+        <w:ind w:left="5040" w:hanging="360"/>
+      </w:pPr>
+      <w:rPr>
+        <w:rFonts w:ascii="Wingdings" w:hAnsi="Wingdings" w:hint="default"/>
+        <w:sz w:val="20"/>
+      </w:rPr>
+    </w:lvl>
+    <w:lvl w:ilvl="7" w:tentative="1">
+      <w:start w:val="1"/>
+      <w:numFmt w:val="bullet"/>
+      <w:lvlText w:val=""/>
+      <w:lvlJc w:val="left"/>
+      <w:pPr>
+        <w:tabs>
+          <w:tab w:val="num" w:pos="5760"/>
+        </w:tabs>
+        <w:ind w:left="5760" w:hanging="360"/>
+      </w:pPr>
+      <w:rPr>
+        <w:rFonts w:ascii="Wingdings" w:hAnsi="Wingdings" w:hint="default"/>
+        <w:sz w:val="20"/>
+      </w:rPr>
+    </w:lvl>
+    <w:lvl w:ilvl="8" w:tentative="1">
+      <w:start w:val="1"/>
+      <w:numFmt w:val="bullet"/>
+      <w:lvlText w:val=""/>
+      <w:lvlJc w:val="left"/>
+      <w:pPr>
+        <w:tabs>
+          <w:tab w:val="num" w:pos="6480"/>
+        </w:tabs>
+        <w:ind w:left="6480" w:hanging="360"/>
+      </w:pPr>
+      <w:rPr>
+        <w:rFonts w:ascii="Wingdings" w:hAnsi="Wingdings" w:hint="default"/>
+        <w:sz w:val="20"/>
+      </w:rPr>
+    </w:lvl>
+  </w:abstractNum>
+  <w:abstractNum w:abstractNumId="23" w15:restartNumberingAfterBreak="0">
+    <w:nsid w:val="7DD06751"/>
+    <w:multiLevelType w:val="multilevel"/>
+    <w:tmpl w:val="C772E702"/>
+    <w:lvl w:ilvl="0">
+      <w:start w:val="1"/>
+      <w:numFmt w:val="bullet"/>
+      <w:lvlText w:val=""/>
+      <w:lvlJc w:val="left"/>
+      <w:pPr>
+        <w:tabs>
+          <w:tab w:val="num" w:pos="720"/>
+        </w:tabs>
+        <w:ind w:left="720" w:hanging="360"/>
+      </w:pPr>
+      <w:rPr>
+        <w:rFonts w:ascii="Symbol" w:hAnsi="Symbol" w:hint="default"/>
+        <w:sz w:val="20"/>
+      </w:rPr>
+    </w:lvl>
+    <w:lvl w:ilvl="1" w:tentative="1">
+      <w:start w:val="1"/>
+      <w:numFmt w:val="bullet"/>
+      <w:lvlText w:val="o"/>
+      <w:lvlJc w:val="left"/>
+      <w:pPr>
+        <w:tabs>
+          <w:tab w:val="num" w:pos="1440"/>
+        </w:tabs>
+        <w:ind w:left="1440" w:hanging="360"/>
+      </w:pPr>
+      <w:rPr>
+        <w:rFonts w:ascii="Courier New" w:hAnsi="Courier New" w:hint="default"/>
+        <w:sz w:val="20"/>
+      </w:rPr>
+    </w:lvl>
+    <w:lvl w:ilvl="2" w:tentative="1">
+      <w:start w:val="1"/>
+      <w:numFmt w:val="bullet"/>
+      <w:lvlText w:val=""/>
+      <w:lvlJc w:val="left"/>
+      <w:pPr>
+        <w:tabs>
+          <w:tab w:val="num" w:pos="2160"/>
+        </w:tabs>
+        <w:ind w:left="2160" w:hanging="360"/>
+      </w:pPr>
+      <w:rPr>
+        <w:rFonts w:ascii="Wingdings" w:hAnsi="Wingdings" w:hint="default"/>
+        <w:sz w:val="20"/>
+      </w:rPr>
+    </w:lvl>
+    <w:lvl w:ilvl="3" w:tentative="1">
+      <w:start w:val="1"/>
+      <w:numFmt w:val="bullet"/>
+      <w:lvlText w:val=""/>
+      <w:lvlJc w:val="left"/>
+      <w:pPr>
+        <w:tabs>
+          <w:tab w:val="num" w:pos="2880"/>
+        </w:tabs>
+        <w:ind w:left="2880" w:hanging="360"/>
+      </w:pPr>
+      <w:rPr>
+        <w:rFonts w:ascii="Wingdings" w:hAnsi="Wingdings" w:hint="default"/>
+        <w:sz w:val="20"/>
+      </w:rPr>
+    </w:lvl>
+    <w:lvl w:ilvl="4" w:tentative="1">
+      <w:start w:val="1"/>
+      <w:numFmt w:val="bullet"/>
+      <w:lvlText w:val=""/>
+      <w:lvlJc w:val="left"/>
+      <w:pPr>
+        <w:tabs>
+          <w:tab w:val="num" w:pos="3600"/>
+        </w:tabs>
+        <w:ind w:left="3600" w:hanging="360"/>
+      </w:pPr>
+      <w:rPr>
+        <w:rFonts w:ascii="Wingdings" w:hAnsi="Wingdings" w:hint="default"/>
+        <w:sz w:val="20"/>
+      </w:rPr>
+    </w:lvl>
+    <w:lvl w:ilvl="5" w:tentative="1">
+      <w:start w:val="1"/>
+      <w:numFmt w:val="bullet"/>
+      <w:lvlText w:val=""/>
+      <w:lvlJc w:val="left"/>
+      <w:pPr>
+        <w:tabs>
+          <w:tab w:val="num" w:pos="4320"/>
+        </w:tabs>
+        <w:ind w:left="4320" w:hanging="360"/>
+      </w:pPr>
+      <w:rPr>
+        <w:rFonts w:ascii="Wingdings" w:hAnsi="Wingdings" w:hint="default"/>
+        <w:sz w:val="20"/>
+      </w:rPr>
+    </w:lvl>
+    <w:lvl w:ilvl="6" w:tentative="1">
+      <w:start w:val="1"/>
+      <w:numFmt w:val="bullet"/>
+      <w:lvlText w:val=""/>
+      <w:lvlJc w:val="left"/>
+      <w:pPr>
+        <w:tabs>
+          <w:tab w:val="num" w:pos="5040"/>
+        </w:tabs>
+        <w:ind w:left="5040" w:hanging="360"/>
+      </w:pPr>
+      <w:rPr>
+        <w:rFonts w:ascii="Wingdings" w:hAnsi="Wingdings" w:hint="default"/>
+        <w:sz w:val="20"/>
+      </w:rPr>
+    </w:lvl>
+    <w:lvl w:ilvl="7" w:tentative="1">
+      <w:start w:val="1"/>
+      <w:numFmt w:val="bullet"/>
+      <w:lvlText w:val=""/>
+      <w:lvlJc w:val="left"/>
+      <w:pPr>
+        <w:tabs>
+          <w:tab w:val="num" w:pos="5760"/>
+        </w:tabs>
+        <w:ind w:left="5760" w:hanging="360"/>
+      </w:pPr>
+      <w:rPr>
+        <w:rFonts w:ascii="Wingdings" w:hAnsi="Wingdings" w:hint="default"/>
+        <w:sz w:val="20"/>
+      </w:rPr>
+    </w:lvl>
+    <w:lvl w:ilvl="8" w:tentative="1">
+      <w:start w:val="1"/>
+      <w:numFmt w:val="bullet"/>
+      <w:lvlText w:val=""/>
+      <w:lvlJc w:val="left"/>
+      <w:pPr>
+        <w:tabs>
+          <w:tab w:val="num" w:pos="6480"/>
+        </w:tabs>
+        <w:ind w:left="6480" w:hanging="360"/>
+      </w:pPr>
+      <w:rPr>
+        <w:rFonts w:ascii="Wingdings" w:hAnsi="Wingdings" w:hint="default"/>
+        <w:sz w:val="20"/>
+      </w:rPr>
+    </w:lvl>
+  </w:abstractNum>
   <w:num w:numId="1" w16cid:durableId="2100059903">
+    <w:abstractNumId w:val="13"/>
+  </w:num>
+  <w:num w:numId="2" w16cid:durableId="414784177">
     <w:abstractNumId w:val="10"/>
   </w:num>
-  <w:num w:numId="2" w16cid:durableId="414784177">
-    <w:abstractNumId w:val="8"/>
-  </w:num>
   <w:num w:numId="3" w16cid:durableId="2058119031">
-    <w:abstractNumId w:val="7"/>
+    <w:abstractNumId w:val="9"/>
   </w:num>
   <w:num w:numId="4" w16cid:durableId="222567572">
     <w:abstractNumId w:val="1"/>
@@ -3088,34 +6464,61 @@
     <w:abstractNumId w:val="3"/>
   </w:num>
   <w:num w:numId="6" w16cid:durableId="1195341925">
-    <w:abstractNumId w:val="12"/>
+    <w:abstractNumId w:val="17"/>
   </w:num>
   <w:num w:numId="7" w16cid:durableId="644824105">
     <w:abstractNumId w:val="2"/>
   </w:num>
   <w:num w:numId="8" w16cid:durableId="1923637254">
-    <w:abstractNumId w:val="9"/>
+    <w:abstractNumId w:val="12"/>
   </w:num>
   <w:num w:numId="9" w16cid:durableId="1507474209">
     <w:abstractNumId w:val="0"/>
   </w:num>
   <w:num w:numId="10" w16cid:durableId="546531247">
+    <w:abstractNumId w:val="8"/>
+  </w:num>
+  <w:num w:numId="11" w16cid:durableId="955647411">
+    <w:abstractNumId w:val="21"/>
+  </w:num>
+  <w:num w:numId="12" w16cid:durableId="1463037508">
+    <w:abstractNumId w:val="20"/>
+  </w:num>
+  <w:num w:numId="13" w16cid:durableId="2053922889">
     <w:abstractNumId w:val="6"/>
   </w:num>
-  <w:num w:numId="11" w16cid:durableId="955647411">
-    <w:abstractNumId w:val="14"/>
+  <w:num w:numId="14" w16cid:durableId="1164859312">
+    <w:abstractNumId w:val="16"/>
   </w:num>
-  <w:num w:numId="12" w16cid:durableId="1463037508">
-    <w:abstractNumId w:val="13"/>
+  <w:num w:numId="15" w16cid:durableId="2121412531">
+    <w:abstractNumId w:val="7"/>
   </w:num>
-  <w:num w:numId="13" w16cid:durableId="2053922889">
+  <w:num w:numId="16" w16cid:durableId="60056544">
+    <w:abstractNumId w:val="15"/>
+  </w:num>
+  <w:num w:numId="17" w16cid:durableId="492916739">
+    <w:abstractNumId w:val="19"/>
+  </w:num>
+  <w:num w:numId="18" w16cid:durableId="1974750015">
+    <w:abstractNumId w:val="5"/>
+  </w:num>
+  <w:num w:numId="19" w16cid:durableId="1661690297">
+    <w:abstractNumId w:val="22"/>
+  </w:num>
+  <w:num w:numId="20" w16cid:durableId="783958149">
+    <w:abstractNumId w:val="11"/>
+  </w:num>
+  <w:num w:numId="21" w16cid:durableId="2038387742">
+    <w:abstractNumId w:val="23"/>
+  </w:num>
+  <w:num w:numId="22" w16cid:durableId="1032537456">
+    <w:abstractNumId w:val="18"/>
+  </w:num>
+  <w:num w:numId="23" w16cid:durableId="1574658779">
     <w:abstractNumId w:val="4"/>
   </w:num>
-  <w:num w:numId="14" w16cid:durableId="1164859312">
-    <w:abstractNumId w:val="11"/>
-  </w:num>
-  <w:num w:numId="15" w16cid:durableId="2121412531">
-    <w:abstractNumId w:val="5"/>
+  <w:num w:numId="24" w16cid:durableId="1482695190">
+    <w:abstractNumId w:val="14"/>
   </w:num>
 </w:numbering>
 </file>
@@ -3520,6 +6923,7 @@
   <w:style w:type="paragraph" w:default="1" w:styleId="Normal">
     <w:name w:val="Normal"/>
     <w:qFormat/>
+    <w:rsid w:val="00500816"/>
   </w:style>
   <w:style w:type="paragraph" w:styleId="Heading1">
     <w:name w:val="heading 1"/>
@@ -3722,6 +7126,7 @@
   <w:style w:type="character" w:default="1" w:styleId="DefaultParagraphFont">
     <w:name w:val="Default Paragraph Font"/>
     <w:uiPriority w:val="1"/>
+    <w:semiHidden/>
     <w:unhideWhenUsed/>
   </w:style>
   <w:style w:type="table" w:default="1" w:styleId="TableNormal">
@@ -4034,6 +7439,50 @@
       <w:spacing w:val="5"/>
     </w:rPr>
   </w:style>
+  <w:style w:type="paragraph" w:styleId="Header">
+    <w:name w:val="header"/>
+    <w:basedOn w:val="Normal"/>
+    <w:link w:val="HeaderChar"/>
+    <w:uiPriority w:val="99"/>
+    <w:unhideWhenUsed/>
+    <w:rsid w:val="00500816"/>
+    <w:pPr>
+      <w:tabs>
+        <w:tab w:val="center" w:pos="4513"/>
+        <w:tab w:val="right" w:pos="9026"/>
+      </w:tabs>
+      <w:spacing w:after="0" w:line="240" w:lineRule="auto"/>
+    </w:pPr>
+  </w:style>
+  <w:style w:type="character" w:customStyle="1" w:styleId="HeaderChar">
+    <w:name w:val="Header Char"/>
+    <w:basedOn w:val="DefaultParagraphFont"/>
+    <w:link w:val="Header"/>
+    <w:uiPriority w:val="99"/>
+    <w:rsid w:val="00500816"/>
+  </w:style>
+  <w:style w:type="paragraph" w:styleId="Footer">
+    <w:name w:val="footer"/>
+    <w:basedOn w:val="Normal"/>
+    <w:link w:val="FooterChar"/>
+    <w:uiPriority w:val="99"/>
+    <w:unhideWhenUsed/>
+    <w:rsid w:val="00500816"/>
+    <w:pPr>
+      <w:tabs>
+        <w:tab w:val="center" w:pos="4513"/>
+        <w:tab w:val="right" w:pos="9026"/>
+      </w:tabs>
+      <w:spacing w:after="0" w:line="240" w:lineRule="auto"/>
+    </w:pPr>
+  </w:style>
+  <w:style w:type="character" w:customStyle="1" w:styleId="FooterChar">
+    <w:name w:val="Footer Char"/>
+    <w:basedOn w:val="DefaultParagraphFont"/>
+    <w:link w:val="Footer"/>
+    <w:uiPriority w:val="99"/>
+    <w:rsid w:val="00500816"/>
+  </w:style>
 </w:styles>
 </file>
 

--- a/public/RESUME (10).docx
+++ b/public/RESUME (10).docx
@@ -2082,6 +2082,26 @@
           <w:szCs w:val="24"/>
         </w:rPr>
         <w:t>Hela Intimates Limited</w:t>
+      </w:r>
+      <w:r>
+        <w:rPr>
+          <w:rFonts w:ascii="Aptos" w:hAnsi="Aptos" w:cs="Times New Roman"/>
+          <w:b/>
+          <w:bCs/>
+          <w:noProof/>
+          <w:sz w:val="24"/>
+          <w:szCs w:val="24"/>
+        </w:rPr>
+        <w:t xml:space="preserve"> </w:t>
+      </w:r>
+      <w:r>
+        <w:rPr>
+          <w:rFonts w:ascii="Aptos" w:hAnsi="Aptos" w:cs="Times New Roman"/>
+          <w:noProof/>
+          <w:sz w:val="24"/>
+          <w:szCs w:val="24"/>
+        </w:rPr>
+        <w:t>| Kajiado, Kenya</w:t>
       </w:r>
       <w:r>
         <w:rPr>
